--- a/交付成果/第4轮朗读优化版/朗读优化8周版/读书会02_慈心禅修习_8周资料包（朗读优化版）/Word版/第6周_四无量心-慈悲喜舍_学员版.docx
+++ b/交付成果/第4轮朗读优化版/朗读优化8周版/读书会02_慈心禅修习_8周资料包（朗读优化版）/Word版/第6周_四无量心-慈悲喜舍_学员版.docx
@@ -4,28 +4,47 @@
   <w:body>
     <w:p>
       <w:pPr>
-        <w:spacing w:before="160" w:after="80"/>
+        <w:jc w:val="right"/>
       </w:pPr>
       <w:r>
         <w:rPr>
-          <w:rFonts w:ascii="Microsoft YaHei" w:hAnsi="Microsoft YaHei" w:eastAsia="Microsoft YaHei"/>
-          <w:b/>
-          <w:color w:val="1E5631"/>
-          <w:sz w:val="34"/>
+          <w:color w:val="888888"/>
+          <w:sz w:val="16"/>
         </w:rPr>
-        <w:t>第6周：四无量心——慈悲喜舍（学员版）</w:t>
+        <w:t>📅 最近更新：2026-09-22 17:16　|　学员版（第三版修订）</w:t>
       </w:r>
     </w:p>
     <w:p>
       <w:pPr>
-        <w:spacing w:before="160" w:after="80"/>
+        <w:jc w:val="right"/>
       </w:pPr>
       <w:r>
         <w:rPr>
-          <w:rFonts w:ascii="Microsoft YaHei" w:hAnsi="Microsoft YaHei" w:eastAsia="Microsoft YaHei"/>
+          <w:color w:val="888888"/>
+          <w:sz w:val="16"/>
+        </w:rPr>
+        <w:t>📅 最近更新：2026-09-09 19:00　|　v2.0 第二轮审核修订：周标题对齐确定稿、144处临时链接改为media_id出处标注、引用核查、查重边界、格式统一</w:t>
+      </w:r>
+    </w:p>
+    <w:p>
+      <w:pPr>
+        <w:jc w:val="center"/>
+      </w:pPr>
+      <w:r>
+        <w:rPr>
           <w:b/>
-          <w:color w:val="1E5631"/>
-          <w:sz w:val="28"/>
+          <w:color w:val="1E4620"/>
+          <w:sz w:val="36"/>
+        </w:rPr>
+        <w:t>第6周：四无量心——慈悲喜舍</w:t>
+      </w:r>
+    </w:p>
+    <w:p>
+      <w:r>
+        <w:rPr>
+          <w:b/>
+          <w:color w:val="1E4620"/>
+          <w:sz w:val="26"/>
         </w:rPr>
         <w:t>📋 本周信息卡</w:t>
       </w:r>
@@ -34,7 +53,6 @@
       <w:tblPr>
         <w:tblStyle w:val="TableGrid"/>
         <w:tblW w:type="auto" w:w="0"/>
-        <w:jc w:val="center"/>
         <w:tblLook w:firstColumn="1" w:firstRow="1" w:lastColumn="0" w:lastRow="0" w:noHBand="0" w:noVBand="1" w:val="04A0"/>
       </w:tblPr>
       <w:tblGrid>
@@ -45,17 +63,20 @@
         <w:tc>
           <w:tcPr>
             <w:tcW w:type="dxa" w:w="4819"/>
-            <w:shd w:val="clear" w:color="auto" w:fill="1E5631"/>
+            <w:shd w:val="clear" w:fill="1E4620"/>
           </w:tcPr>
           <w:p>
-            <w:pPr>
-              <w:spacing w:after="20"/>
-            </w:pPr>
             <w:r>
               <w:rPr>
-                <w:b/>
                 <w:color w:val="FFFFFF"/>
-                <w:sz w:val="19"/>
+                <w:sz w:val="18"/>
+              </w:rPr>
+            </w:r>
+            <w:r>
+              <w:rPr>
+                <w:b w:val="0"/>
+                <w:color w:val="FFFFFF"/>
+                <w:sz w:val="18"/>
               </w:rPr>
               <w:t>项目</w:t>
             </w:r>
@@ -64,17 +85,20 @@
         <w:tc>
           <w:tcPr>
             <w:tcW w:type="dxa" w:w="4819"/>
-            <w:shd w:val="clear" w:color="auto" w:fill="1E5631"/>
+            <w:shd w:val="clear" w:fill="1E4620"/>
           </w:tcPr>
           <w:p>
-            <w:pPr>
-              <w:spacing w:after="20"/>
-            </w:pPr>
             <w:r>
               <w:rPr>
-                <w:b/>
                 <w:color w:val="FFFFFF"/>
-                <w:sz w:val="19"/>
+                <w:sz w:val="18"/>
+              </w:rPr>
+            </w:r>
+            <w:r>
+              <w:rPr>
+                <w:b w:val="0"/>
+                <w:color w:val="FFFFFF"/>
+                <w:sz w:val="18"/>
               </w:rPr>
               <w:t>内容</w:t>
             </w:r>
@@ -87,12 +111,15 @@
             <w:tcW w:type="dxa" w:w="4819"/>
           </w:tcPr>
           <w:p>
-            <w:pPr>
-              <w:spacing w:after="20"/>
-            </w:pPr>
             <w:r>
               <w:rPr>
-                <w:sz w:val="19"/>
+                <w:sz w:val="18"/>
+              </w:rPr>
+            </w:r>
+            <w:r>
+              <w:rPr>
+                <w:b w:val="0"/>
+                <w:sz w:val="18"/>
               </w:rPr>
               <w:t>时长</w:t>
             </w:r>
@@ -103,12 +130,15 @@
             <w:tcW w:type="dxa" w:w="4819"/>
           </w:tcPr>
           <w:p>
-            <w:pPr>
-              <w:spacing w:after="20"/>
-            </w:pPr>
             <w:r>
               <w:rPr>
-                <w:sz w:val="19"/>
+                <w:sz w:val="18"/>
+              </w:rPr>
+            </w:r>
+            <w:r>
+              <w:rPr>
+                <w:b w:val="0"/>
+                <w:sz w:val="18"/>
               </w:rPr>
               <w:t>120分钟</w:t>
             </w:r>
@@ -119,15 +149,18 @@
         <w:tc>
           <w:tcPr>
             <w:tcW w:type="dxa" w:w="4819"/>
-            <w:shd w:val="clear" w:color="auto" w:fill="F2F2F2"/>
+            <w:shd w:val="clear" w:fill="F2F5FA"/>
           </w:tcPr>
           <w:p>
-            <w:pPr>
-              <w:spacing w:after="20"/>
-            </w:pPr>
             <w:r>
               <w:rPr>
-                <w:sz w:val="19"/>
+                <w:sz w:val="18"/>
+              </w:rPr>
+            </w:r>
+            <w:r>
+              <w:rPr>
+                <w:b w:val="0"/>
+                <w:sz w:val="18"/>
               </w:rPr>
               <w:t>核心问题</w:t>
             </w:r>
@@ -136,15 +169,18 @@
         <w:tc>
           <w:tcPr>
             <w:tcW w:type="dxa" w:w="4819"/>
-            <w:shd w:val="clear" w:color="auto" w:fill="F2F2F2"/>
+            <w:shd w:val="clear" w:fill="F2F5FA"/>
           </w:tcPr>
           <w:p>
-            <w:pPr>
-              <w:spacing w:after="20"/>
-            </w:pPr>
             <w:r>
               <w:rPr>
-                <w:sz w:val="19"/>
+                <w:sz w:val="18"/>
+              </w:rPr>
+            </w:r>
+            <w:r>
+              <w:rPr>
+                <w:b w:val="0"/>
+                <w:sz w:val="18"/>
               </w:rPr>
               <w:t>慈悲喜舍各是什么？它们之间有什么区别？</w:t>
             </w:r>
@@ -157,12 +193,15 @@
             <w:tcW w:type="dxa" w:w="4819"/>
           </w:tcPr>
           <w:p>
-            <w:pPr>
-              <w:spacing w:after="20"/>
-            </w:pPr>
             <w:r>
               <w:rPr>
-                <w:sz w:val="19"/>
+                <w:sz w:val="18"/>
+              </w:rPr>
+            </w:r>
+            <w:r>
+              <w:rPr>
+                <w:b w:val="0"/>
+                <w:sz w:val="18"/>
               </w:rPr>
               <w:t>共读原文</w:t>
             </w:r>
@@ -173,12 +212,15 @@
             <w:tcW w:type="dxa" w:w="4819"/>
           </w:tcPr>
           <w:p>
-            <w:pPr>
-              <w:spacing w:after="20"/>
-            </w:pPr>
             <w:r>
               <w:rPr>
-                <w:sz w:val="19"/>
+                <w:sz w:val="18"/>
+              </w:rPr>
+            </w:r>
+            <w:r>
+              <w:rPr>
+                <w:b w:val="0"/>
+                <w:sz w:val="18"/>
               </w:rPr>
               <w:t>① 第90讲·命根2&amp;慈1（PDF课件：四梵住总说）② 第91讲·悲（PDF课件：悲心所）③ 第60课·嫉1&amp;随喜1（PDF课件：喜）④ 如来禅修学体系73（PDF课件：舍）⑤ 如来禅修学体系81（PDF课件：对治总览）</w:t>
             </w:r>
@@ -189,15 +231,18 @@
         <w:tc>
           <w:tcPr>
             <w:tcW w:type="dxa" w:w="4819"/>
-            <w:shd w:val="clear" w:color="auto" w:fill="F2F2F2"/>
+            <w:shd w:val="clear" w:fill="F2F5FA"/>
           </w:tcPr>
           <w:p>
-            <w:pPr>
-              <w:spacing w:after="20"/>
-            </w:pPr>
             <w:r>
               <w:rPr>
-                <w:sz w:val="19"/>
+                <w:sz w:val="18"/>
+              </w:rPr>
+            </w:r>
+            <w:r>
+              <w:rPr>
+                <w:b w:val="0"/>
+                <w:sz w:val="18"/>
               </w:rPr>
               <w:t>本周练习</w:t>
             </w:r>
@@ -206,15 +251,18 @@
         <w:tc>
           <w:tcPr>
             <w:tcW w:type="dxa" w:w="4819"/>
-            <w:shd w:val="clear" w:color="auto" w:fill="F2F2F2"/>
+            <w:shd w:val="clear" w:fill="F2F5FA"/>
           </w:tcPr>
           <w:p>
-            <w:pPr>
-              <w:spacing w:after="20"/>
-            </w:pPr>
             <w:r>
               <w:rPr>
-                <w:sz w:val="19"/>
+                <w:sz w:val="18"/>
+              </w:rPr>
+            </w:r>
+            <w:r>
+              <w:rPr>
+                <w:b w:val="0"/>
+                <w:sz w:val="18"/>
               </w:rPr>
               <w:t>分别体验"慈、悲、喜、舍"四种心态</w:t>
             </w:r>
@@ -223,15 +271,11 @@
       </w:tr>
     </w:tbl>
     <w:p>
-      <w:pPr>
-        <w:spacing w:before="160" w:after="80"/>
-      </w:pPr>
       <w:r>
         <w:rPr>
-          <w:rFonts w:ascii="Microsoft YaHei" w:hAnsi="Microsoft YaHei" w:eastAsia="Microsoft YaHei"/>
           <w:b/>
-          <w:color w:val="1E5631"/>
-          <w:sz w:val="28"/>
+          <w:color w:val="1E4620"/>
+          <w:sz w:val="26"/>
         </w:rPr>
         <w:t>🧘 静心开场（10 min）</w:t>
       </w:r>
@@ -240,183 +284,179 @@
       <w:r>
         <w:rPr>
           <w:b/>
-          <w:sz w:val="21"/>
         </w:rPr>
         <w:t>请跟随引导静心</w:t>
       </w:r>
       <w:r>
         <w:rPr>
-          <w:sz w:val="21"/>
+          <w:b w:val="0"/>
         </w:rPr>
         <w:t>：</w:t>
       </w:r>
     </w:p>
     <w:p>
       <w:pPr>
-        <w:spacing w:before="40" w:after="80"/>
-        <w:ind w:left="283"/>
-        <w:shd w:val="clear" w:color="auto" w:fill="EDF6EF"/>
+        <w:ind w:left="170"/>
         <w:pBdr>
-          <w:left w:val="single" w:sz="20" w:space="6" w:color="1E5631"/>
+          <w:left w:val="single" w:sz="18" w:space="4" w:color="1E4620"/>
         </w:pBdr>
+        <w:shd w:val="clear" w:fill="F2F5FA"/>
       </w:pPr>
       <w:r>
         <w:rPr>
-          <w:sz w:val="20"/>
+          <w:b w:val="0"/>
         </w:rPr>
-        <w:t>先静坐一分钟。（停顿） 前五周我们都在练"慈"——希望众生快乐。但佛法里还有另外三种"无量心"：悲，是愿众生离苦；喜，是随喜众生的成就；舍，是平等对待一切。今天我们一起来认识这四位"心灵的朋友"。</w:t>
+        <w:t>先静坐一分钟。（停顿）</w:t>
       </w:r>
     </w:p>
     <w:p>
       <w:pPr>
-        <w:spacing w:before="40" w:after="80"/>
-        <w:ind w:left="283"/>
-        <w:shd w:val="clear" w:color="auto" w:fill="EDF6EF"/>
+        <w:ind w:left="170"/>
         <w:pBdr>
-          <w:left w:val="single" w:sz="20" w:space="6" w:color="1E5631"/>
+          <w:left w:val="single" w:sz="18" w:space="4" w:color="1E4620"/>
         </w:pBdr>
+        <w:shd w:val="clear" w:fill="F2F5FA"/>
       </w:pPr>
       <w:r>
         <w:rPr>
-          <w:sz w:val="20"/>
+          <w:b w:val="0"/>
+        </w:rPr>
+        <w:t>前五周我们都在练"慈"——希望众生快乐。但佛法里还有另外三种"无量心"：悲，是愿众生离苦；喜，是随喜众生的成就；舍，是平等对待一切。今天我们一起来认识这四位"心灵的朋友"。</w:t>
+      </w:r>
+    </w:p>
+    <w:p>
+      <w:pPr>
+        <w:ind w:left="170"/>
+        <w:pBdr>
+          <w:left w:val="single" w:sz="18" w:space="4" w:color="1E4620"/>
+        </w:pBdr>
+        <w:shd w:val="clear" w:fill="F2F5FA"/>
+      </w:pPr>
+      <w:r>
+        <w:rPr>
+          <w:b w:val="0"/>
         </w:rPr>
         <w:t xml:space="preserve">💬 </w:t>
       </w:r>
       <w:r>
         <w:rPr>
           <w:b/>
-          <w:sz w:val="20"/>
         </w:rPr>
         <w:t>破冰｜3–5分钟</w:t>
       </w:r>
       <w:r>
         <w:rPr>
-          <w:sz w:val="20"/>
+          <w:b w:val="0"/>
         </w:rPr>
         <w:t>：这周，你心里最明显的一种情绪是什么——是喜，是悲，还是平静？</w:t>
       </w:r>
     </w:p>
     <w:p>
       <w:pPr>
-        <w:spacing w:before="40" w:after="80"/>
-        <w:ind w:left="283"/>
-        <w:shd w:val="clear" w:color="auto" w:fill="EDF6EF"/>
+        <w:ind w:left="170"/>
         <w:pBdr>
-          <w:left w:val="single" w:sz="20" w:space="6" w:color="1E5631"/>
+          <w:left w:val="single" w:sz="18" w:space="4" w:color="1E4620"/>
         </w:pBdr>
+        <w:shd w:val="clear" w:fill="F2F5FA"/>
       </w:pPr>
       <w:r>
         <w:rPr>
-          <w:sz w:val="20"/>
+          <w:b w:val="0"/>
         </w:rPr>
         <w:t xml:space="preserve">🛡️ </w:t>
       </w:r>
       <w:r>
         <w:rPr>
           <w:b/>
-          <w:sz w:val="20"/>
         </w:rPr>
         <w:t>心理安全三约定</w:t>
       </w:r>
       <w:r>
         <w:rPr>
-          <w:sz w:val="20"/>
+          <w:b w:val="0"/>
         </w:rPr>
         <w:t xml:space="preserve">（每次开场在心里过一遍）：① </w:t>
       </w:r>
       <w:r>
         <w:rPr>
           <w:b/>
-          <w:sz w:val="20"/>
         </w:rPr>
         <w:t>保密</w:t>
       </w:r>
       <w:r>
         <w:rPr>
-          <w:sz w:val="20"/>
+          <w:b w:val="0"/>
         </w:rPr>
         <w:t xml:space="preserve">——这里说的话不出这间屋子；② </w:t>
       </w:r>
       <w:r>
         <w:rPr>
           <w:b/>
-          <w:sz w:val="20"/>
         </w:rPr>
         <w:t>不评判</w:t>
       </w:r>
       <w:r>
         <w:rPr>
-          <w:sz w:val="20"/>
+          <w:b w:val="0"/>
         </w:rPr>
         <w:t xml:space="preserve">——不评价任何人的分享，也不急着评价自己；③ </w:t>
       </w:r>
       <w:r>
         <w:rPr>
           <w:b/>
-          <w:sz w:val="20"/>
         </w:rPr>
         <w:t>可随时暂停</w:t>
       </w:r>
       <w:r>
         <w:rPr>
-          <w:sz w:val="20"/>
+          <w:b w:val="0"/>
         </w:rPr>
         <w:t>——任何时候觉得不舒服，都可以停下来休息、喝水或离开，不需要解释。</w:t>
       </w:r>
     </w:p>
     <w:p>
-      <w:pPr>
-        <w:spacing w:before="160" w:after="80"/>
-      </w:pPr>
       <w:r>
         <w:rPr>
-          <w:rFonts w:ascii="Microsoft YaHei" w:hAnsi="Microsoft YaHei" w:eastAsia="Microsoft YaHei"/>
           <w:b/>
-          <w:color w:val="1E5631"/>
-          <w:sz w:val="28"/>
+          <w:color w:val="1E4620"/>
+          <w:sz w:val="26"/>
         </w:rPr>
         <w:t>📖 共读原文（25 min）</w:t>
       </w:r>
     </w:p>
     <w:p>
       <w:pPr>
-        <w:spacing w:before="40" w:after="80"/>
-        <w:ind w:left="283"/>
-        <w:shd w:val="clear" w:color="auto" w:fill="EDF6EF"/>
+        <w:ind w:left="170"/>
         <w:pBdr>
-          <w:left w:val="single" w:sz="20" w:space="6" w:color="1E5631"/>
+          <w:left w:val="single" w:sz="18" w:space="4" w:color="1E4620"/>
         </w:pBdr>
+        <w:shd w:val="clear" w:fill="F2F5FA"/>
       </w:pPr>
       <w:r>
         <w:rPr>
-          <w:sz w:val="20"/>
+          <w:b w:val="0"/>
         </w:rPr>
         <w:t xml:space="preserve">🎤 </w:t>
       </w:r>
       <w:r>
         <w:rPr>
           <w:b/>
-          <w:sz w:val="20"/>
         </w:rPr>
         <w:t>本周朗读段</w:t>
       </w:r>
       <w:r>
         <w:rPr>
-          <w:sz w:val="20"/>
+          <w:b w:val="0"/>
         </w:rPr>
         <w:t>（★核心段落｜约 496 字｜中等稍慢约 3 分钟；本讲共读原文正文合计约 2161 字）：先朗读全部★核心段落；◈扩展段落及补充原文作默读／选读／延伸。</w:t>
       </w:r>
     </w:p>
     <w:p>
-      <w:pPr>
-        <w:spacing w:before="120" w:after="80"/>
-      </w:pPr>
       <w:r>
         <w:rPr>
-          <w:rFonts w:ascii="Microsoft YaHei" w:hAnsi="Microsoft YaHei" w:eastAsia="Microsoft YaHei"/>
           <w:b/>
-          <w:color w:val="1E5631"/>
-          <w:sz w:val="25"/>
+          <w:color w:val="1E4620"/>
+          <w:sz w:val="23"/>
         </w:rPr>
         <w:t>原文材料①：四梵住总说——慈悲喜舍</w:t>
       </w:r>
@@ -425,98 +465,90 @@
       <w:r>
         <w:rPr>
           <w:b/>
-          <w:sz w:val="21"/>
         </w:rPr>
         <w:t>★核心段落（必读）</w:t>
       </w:r>
       <w:r>
         <w:rPr>
-          <w:sz w:val="21"/>
+          <w:b w:val="0"/>
         </w:rPr>
         <w:t>【本周朗读段】</w:t>
       </w:r>
     </w:p>
     <w:p>
       <w:pPr>
-        <w:spacing w:before="40" w:after="80"/>
-        <w:ind w:left="283"/>
-        <w:shd w:val="clear" w:color="auto" w:fill="EDF6EF"/>
+        <w:ind w:left="170"/>
         <w:pBdr>
-          <w:left w:val="single" w:sz="20" w:space="6" w:color="1E5631"/>
+          <w:left w:val="single" w:sz="18" w:space="4" w:color="1E4620"/>
         </w:pBdr>
+        <w:shd w:val="clear" w:fill="F2F5FA"/>
       </w:pPr>
       <w:r>
         <w:rPr>
           <w:b/>
-          <w:sz w:val="20"/>
         </w:rPr>
         <w:t>慈悲喜舍的定义</w:t>
       </w:r>
     </w:p>
     <w:p>
       <w:pPr>
-        <w:spacing w:before="40" w:after="80"/>
-        <w:ind w:left="283"/>
-        <w:shd w:val="clear" w:color="auto" w:fill="EDF6EF"/>
+        <w:ind w:left="170"/>
         <w:pBdr>
-          <w:left w:val="single" w:sz="20" w:space="6" w:color="1E5631"/>
+          <w:left w:val="single" w:sz="18" w:space="4" w:color="1E4620"/>
         </w:pBdr>
+        <w:shd w:val="clear" w:fill="F2F5FA"/>
       </w:pPr>
       <w:r>
         <w:rPr>
-          <w:sz w:val="20"/>
+          <w:b w:val="0"/>
         </w:rPr>
         <w:t>"慈悲喜舍"其实它是指在我们的心流里面，也就是在我们的心的素质里面，你存有要促进众生的利益的倾向那是</w:t>
       </w:r>
       <w:r>
         <w:rPr>
           <w:b/>
-          <w:sz w:val="20"/>
         </w:rPr>
         <w:t>慈</w:t>
       </w:r>
       <w:r>
         <w:rPr>
-          <w:sz w:val="20"/>
+          <w:b w:val="0"/>
         </w:rPr>
         <w:t>；想拔除众生的痛苦，这是</w:t>
       </w:r>
       <w:r>
         <w:rPr>
           <w:b/>
-          <w:sz w:val="20"/>
         </w:rPr>
         <w:t>悲</w:t>
       </w:r>
       <w:r>
         <w:rPr>
-          <w:sz w:val="20"/>
+          <w:b w:val="0"/>
         </w:rPr>
         <w:t>；你随喜众生的成就，这是</w:t>
       </w:r>
       <w:r>
         <w:rPr>
           <w:b/>
-          <w:sz w:val="20"/>
         </w:rPr>
         <w:t>喜</w:t>
       </w:r>
       <w:r>
         <w:rPr>
-          <w:sz w:val="20"/>
+          <w:b w:val="0"/>
         </w:rPr>
         <w:t>；你以中捨的态度对待所有的众生，这是</w:t>
       </w:r>
       <w:r>
         <w:rPr>
           <w:b/>
-          <w:sz w:val="20"/>
         </w:rPr>
         <w:t>捨</w:t>
       </w:r>
       <w:r>
         <w:rPr>
-          <w:sz w:val="20"/>
+          <w:b w:val="0"/>
         </w:rPr>
         <w:t>，这四种高尚的素质，我们被称为"慈悲喜舍"。</w:t>
       </w:r>
@@ -525,62 +557,57 @@
       <w:r>
         <w:rPr>
           <w:b/>
-          <w:sz w:val="21"/>
         </w:rPr>
         <w:t>★核心段落（必读）</w:t>
       </w:r>
       <w:r>
         <w:rPr>
-          <w:sz w:val="21"/>
+          <w:b w:val="0"/>
         </w:rPr>
         <w:t>【本周朗读段】</w:t>
       </w:r>
     </w:p>
     <w:p>
       <w:pPr>
-        <w:spacing w:before="40" w:after="80"/>
-        <w:ind w:left="283"/>
-        <w:shd w:val="clear" w:color="auto" w:fill="EDF6EF"/>
+        <w:ind w:left="170"/>
         <w:pBdr>
-          <w:left w:val="single" w:sz="20" w:space="6" w:color="1E5631"/>
+          <w:left w:val="single" w:sz="18" w:space="4" w:color="1E4620"/>
         </w:pBdr>
+        <w:shd w:val="clear" w:fill="F2F5FA"/>
       </w:pPr>
       <w:r>
         <w:rPr>
           <w:b/>
-          <w:sz w:val="20"/>
         </w:rPr>
         <w:t>两种层次</w:t>
       </w:r>
     </w:p>
     <w:p>
       <w:pPr>
-        <w:spacing w:before="40" w:after="80"/>
-        <w:ind w:left="283"/>
-        <w:shd w:val="clear" w:color="auto" w:fill="EDF6EF"/>
+        <w:ind w:left="170"/>
         <w:pBdr>
-          <w:left w:val="single" w:sz="20" w:space="6" w:color="1E5631"/>
+          <w:left w:val="single" w:sz="18" w:space="4" w:color="1E4620"/>
         </w:pBdr>
+        <w:shd w:val="clear" w:fill="F2F5FA"/>
       </w:pPr>
       <w:r>
         <w:rPr>
-          <w:sz w:val="20"/>
+          <w:b w:val="0"/>
         </w:rPr>
         <w:t>这些心理素质就大的范围、种类来分可以分为两种层次，一种称为初级的心理素质，这个叫 pubbabhāga，有人把它翻译成叫"初级"，有人把它翻译成叫"前分"，是指"慈悲喜舍"四梵住，在欲界生起来的心，就是我们日常生活中生起来的慈悲喜舍，那是属于欲界心。然后如果我们去练习慈悲喜舍的禅那，而证得禅那，那是色界的心。从色界、欲界两个界的角度上来分有两种。</w:t>
       </w:r>
     </w:p>
     <w:p>
       <w:pPr>
-        <w:spacing w:before="40" w:after="80"/>
-        <w:ind w:left="283"/>
-        <w:shd w:val="clear" w:color="auto" w:fill="EDF6EF"/>
+        <w:ind w:left="170"/>
         <w:pBdr>
-          <w:left w:val="single" w:sz="20" w:space="6" w:color="1E5631"/>
+          <w:left w:val="single" w:sz="18" w:space="4" w:color="1E4620"/>
         </w:pBdr>
+        <w:shd w:val="clear" w:fill="F2F5FA"/>
       </w:pPr>
       <w:r>
         <w:rPr>
-          <w:sz w:val="20"/>
+          <w:b w:val="0"/>
         </w:rPr>
         <w:t>"慈悲喜"梵住可以证得初禅、二禅、三禅；而舍呢，只有第四禅。</w:t>
       </w:r>
@@ -589,46 +616,42 @@
       <w:r>
         <w:rPr>
           <w:b/>
-          <w:sz w:val="21"/>
         </w:rPr>
         <w:t>◈扩展段落（可选）</w:t>
       </w:r>
       <w:r>
         <w:rPr>
-          <w:sz w:val="21"/>
+          <w:b w:val="0"/>
         </w:rPr>
         <w:t>【默读／选读／延伸】</w:t>
       </w:r>
     </w:p>
     <w:p>
       <w:pPr>
-        <w:spacing w:before="40" w:after="80"/>
-        <w:ind w:left="283"/>
-        <w:shd w:val="clear" w:color="auto" w:fill="EDF6EF"/>
+        <w:ind w:left="170"/>
         <w:pBdr>
-          <w:left w:val="single" w:sz="20" w:space="6" w:color="1E5631"/>
+          <w:left w:val="single" w:sz="18" w:space="4" w:color="1E4620"/>
         </w:pBdr>
+        <w:shd w:val="clear" w:fill="F2F5FA"/>
       </w:pPr>
       <w:r>
         <w:rPr>
           <w:b/>
-          <w:sz w:val="20"/>
         </w:rPr>
         <w:t>什么是梵住</w:t>
       </w:r>
     </w:p>
     <w:p>
       <w:pPr>
-        <w:spacing w:before="40" w:after="80"/>
-        <w:ind w:left="283"/>
-        <w:shd w:val="clear" w:color="auto" w:fill="EDF6EF"/>
+        <w:ind w:left="170"/>
         <w:pBdr>
-          <w:left w:val="single" w:sz="20" w:space="6" w:color="1E5631"/>
+          <w:left w:val="single" w:sz="18" w:space="4" w:color="1E4620"/>
         </w:pBdr>
+        <w:shd w:val="clear" w:fill="F2F5FA"/>
       </w:pPr>
       <w:r>
         <w:rPr>
-          <w:sz w:val="20"/>
+          <w:b w:val="0"/>
         </w:rPr>
         <w:t>佛陀教导这四种崇高的心理素质或者心灵的境界。Mettā，karunā，muditā，upekkhā，慈、悲、喜、舍。在巴利经典里面，这四者被称为叫梵住，brahmavihāra。你的心超越了一般人的这种状态，它是一种崇高的、卓越的心理状态。那这种状态呢，就像这个梵一样，就像梵天一样，你的心像梵天一样。那么你的心住在跟梵天一样这种心的状态呢，称为梵住，你的心跟梵天一样的安住。</w:t>
       </w:r>
@@ -637,46 +660,42 @@
       <w:r>
         <w:rPr>
           <w:b/>
-          <w:sz w:val="21"/>
         </w:rPr>
         <w:t>★核心段落（必读）</w:t>
       </w:r>
       <w:r>
         <w:rPr>
-          <w:sz w:val="21"/>
+          <w:b w:val="0"/>
         </w:rPr>
         <w:t>【本周朗读段】</w:t>
       </w:r>
     </w:p>
     <w:p>
       <w:pPr>
-        <w:spacing w:before="40" w:after="80"/>
-        <w:ind w:left="283"/>
-        <w:shd w:val="clear" w:color="auto" w:fill="EDF6EF"/>
+        <w:ind w:left="170"/>
         <w:pBdr>
-          <w:left w:val="single" w:sz="20" w:space="6" w:color="1E5631"/>
+          <w:left w:val="single" w:sz="18" w:space="4" w:color="1E4620"/>
         </w:pBdr>
+        <w:shd w:val="clear" w:fill="F2F5FA"/>
       </w:pPr>
       <w:r>
         <w:rPr>
           <w:b/>
-          <w:sz w:val="20"/>
         </w:rPr>
         <w:t>四梵住的价值</w:t>
       </w:r>
     </w:p>
     <w:p>
       <w:pPr>
-        <w:spacing w:before="40" w:after="80"/>
-        <w:ind w:left="283"/>
-        <w:shd w:val="clear" w:color="auto" w:fill="EDF6EF"/>
+        <w:ind w:left="170"/>
         <w:pBdr>
-          <w:left w:val="single" w:sz="20" w:space="6" w:color="1E5631"/>
+          <w:left w:val="single" w:sz="18" w:space="4" w:color="1E4620"/>
         </w:pBdr>
+        <w:shd w:val="clear" w:fill="F2F5FA"/>
       </w:pPr>
       <w:r>
         <w:rPr>
-          <w:sz w:val="20"/>
+          <w:b w:val="0"/>
         </w:rPr>
         <w:t>四梵住，之所以我们称为叫超越或者崇高，是因为他们以最正确，最理想的行为方式来对待有情。请大家记住，对待有情最正确、最理想的方式就是慈悲喜舍。那么事实上呢，我们如果有去运用的时候，你会发现，"慈悲喜舍"为人与人之间的互动，提供了最佳的方式。慈悲喜舍是压力的疏解剂，是社会和平的缔造者，是解决社会冲突的根本药方，也是我们在生存奋斗中创伤的疗愈者。</w:t>
       </w:r>
@@ -685,76 +704,67 @@
       <w:r>
         <w:rPr>
           <w:b/>
-          <w:sz w:val="21"/>
         </w:rPr>
         <w:t>◈扩展段落（可选）</w:t>
       </w:r>
       <w:r>
         <w:rPr>
-          <w:sz w:val="21"/>
+          <w:b w:val="0"/>
         </w:rPr>
         <w:t>【默读／选读／延伸】</w:t>
       </w:r>
     </w:p>
     <w:p>
       <w:pPr>
-        <w:spacing w:before="40" w:after="80"/>
-        <w:ind w:left="283"/>
-        <w:shd w:val="clear" w:color="auto" w:fill="EDF6EF"/>
+        <w:ind w:left="170"/>
         <w:pBdr>
-          <w:left w:val="single" w:sz="20" w:space="6" w:color="1E5631"/>
+          <w:left w:val="single" w:sz="18" w:space="4" w:color="1E4620"/>
         </w:pBdr>
+        <w:shd w:val="clear" w:fill="F2F5FA"/>
       </w:pPr>
       <w:r>
         <w:rPr>
           <w:b/>
-          <w:sz w:val="20"/>
         </w:rPr>
         <w:t>梵住是"住"——让慈悲喜舍成为心的家</w:t>
       </w:r>
     </w:p>
     <w:p>
       <w:pPr>
-        <w:spacing w:before="40" w:after="80"/>
-        <w:ind w:left="283"/>
-        <w:shd w:val="clear" w:color="auto" w:fill="EDF6EF"/>
+        <w:ind w:left="170"/>
         <w:pBdr>
-          <w:left w:val="single" w:sz="20" w:space="6" w:color="1E5631"/>
+          <w:left w:val="single" w:sz="18" w:space="4" w:color="1E4620"/>
         </w:pBdr>
+        <w:shd w:val="clear" w:fill="F2F5FA"/>
       </w:pPr>
       <w:r>
         <w:rPr>
-          <w:sz w:val="20"/>
+          <w:b w:val="0"/>
         </w:rPr>
         <w:t>梵住这个"住"，就是应该成为我们的内心时常停留的状态，把这种慈悲喜舍当做我们心的家，而不是偶尔短暂拜访一下，然后就忘记掉了。说修一下慈心啊，OK、OK，修一下，然后就忘了，那就不叫梵住，那就是拜访。换句话说就是要让四梵住完全充盈于我们的内心，成为我们心流里不会断流的素质，在一切日常生活中都能够体现出来。</w:t>
       </w:r>
     </w:p>
     <w:p>
       <w:pPr>
-        <w:spacing w:before="40" w:after="80"/>
-        <w:ind w:left="283"/>
-        <w:shd w:val="clear" w:color="auto" w:fill="EDF6EF"/>
+        <w:ind w:left="170"/>
         <w:pBdr>
-          <w:left w:val="single" w:sz="20" w:space="6" w:color="1E5631"/>
+          <w:left w:val="single" w:sz="18" w:space="4" w:color="1E4620"/>
         </w:pBdr>
+        <w:shd w:val="clear" w:fill="F2F5FA"/>
       </w:pPr>
       <w:r>
         <w:rPr>
-          <w:sz w:val="20"/>
+          <w:b w:val="0"/>
         </w:rPr>
         <w:t>修习四梵住要破除尊敬的、亲爱的、一般的、怨敌界限，对各种族群，各种生类，十方的世界要破除界限平等梵住。这样修下来，才能真正彻底地改善心得素质，慈悲喜舍梵住的特质，才会深深地烙印在心流里，成为不可动摇的、自发的素质。</w:t>
       </w:r>
     </w:p>
     <w:p>
-      <w:pPr>
-        <w:spacing w:before="120" w:after="80"/>
-      </w:pPr>
       <w:r>
         <w:rPr>
-          <w:rFonts w:ascii="Microsoft YaHei" w:hAnsi="Microsoft YaHei" w:eastAsia="Microsoft YaHei"/>
           <w:b/>
-          <w:color w:val="1E5631"/>
-          <w:sz w:val="25"/>
+          <w:color w:val="1E4620"/>
+          <w:sz w:val="23"/>
         </w:rPr>
         <w:t>原文材料②：悲（karunā）——拔除众生苦</w:t>
       </w:r>
@@ -763,13 +773,12 @@
       <w:r>
         <w:rPr>
           <w:b/>
-          <w:sz w:val="21"/>
         </w:rPr>
         <w:t>★核心段落（必读）</w:t>
       </w:r>
       <w:r>
         <w:rPr>
-          <w:sz w:val="21"/>
+          <w:b w:val="0"/>
         </w:rPr>
         <w:t>【本周朗读段】</w:t>
       </w:r>
@@ -778,82 +787,57 @@
       <w:r>
         <w:rPr>
           <w:b/>
-          <w:sz w:val="21"/>
         </w:rPr>
         <w:t>悲心所的特相、作用、现起</w:t>
       </w:r>
     </w:p>
     <w:p>
       <w:pPr>
-        <w:ind w:left="340"/>
+        <w:pStyle w:val="ListBullet"/>
       </w:pPr>
       <w:r>
         <w:rPr>
-          <w:color w:val="1E5631"/>
-          <w:sz w:val="21"/>
-        </w:rPr>
-        <w:t xml:space="preserve">• </w:t>
-      </w:r>
-      <w:r>
-        <w:rPr>
           <w:b/>
-          <w:sz w:val="21"/>
         </w:rPr>
         <w:t>特相</w:t>
       </w:r>
       <w:r>
         <w:rPr>
-          <w:sz w:val="21"/>
+          <w:b w:val="0"/>
         </w:rPr>
         <w:t>：要拔除众生的苦。</w:t>
       </w:r>
     </w:p>
     <w:p>
       <w:pPr>
-        <w:ind w:left="340"/>
+        <w:pStyle w:val="ListBullet"/>
       </w:pPr>
       <w:r>
         <w:rPr>
-          <w:color w:val="1E5631"/>
-          <w:sz w:val="21"/>
-        </w:rPr>
-        <w:t xml:space="preserve">• </w:t>
-      </w:r>
-      <w:r>
-        <w:rPr>
           <w:b/>
-          <w:sz w:val="21"/>
         </w:rPr>
         <w:t>作用</w:t>
       </w:r>
       <w:r>
         <w:rPr>
-          <w:sz w:val="21"/>
+          <w:b w:val="0"/>
         </w:rPr>
         <w:t>：它不能够忍受众生受苦，看到或听到受苦众生的现状不能够忍受；镇伏想要加害众生的心。因为有悲的这种缘故，就不会起想加害众生的这种心，这种伤害众生、虐待众生的心，就被这个悲镇伏了。悲心的成就是对瞋的镇伏断。</w:t>
       </w:r>
     </w:p>
     <w:p>
       <w:pPr>
-        <w:ind w:left="340"/>
+        <w:pStyle w:val="ListBullet"/>
       </w:pPr>
       <w:r>
         <w:rPr>
-          <w:color w:val="1E5631"/>
-          <w:sz w:val="21"/>
-        </w:rPr>
-        <w:t xml:space="preserve">• </w:t>
-      </w:r>
-      <w:r>
-        <w:rPr>
           <w:b/>
-          <w:sz w:val="21"/>
         </w:rPr>
         <w:t>现起</w:t>
       </w:r>
       <w:r>
         <w:rPr>
-          <w:sz w:val="21"/>
+          <w:b w:val="0"/>
         </w:rPr>
         <w:t>：没有害——心理没有害、没有害人或害的心。能够降伏、镇伏想要去加害或者生起害寻、瞋寻的心理素质。不想用身语意去伤害其他人，或者让对方受苦。像《慈经》讲的一样，"不以瞋怒相而希望对方受苦"。</w:t>
       </w:r>
@@ -862,13 +846,12 @@
       <w:r>
         <w:rPr>
           <w:b/>
-          <w:sz w:val="21"/>
         </w:rPr>
         <w:t>◈扩展段落</w:t>
       </w:r>
       <w:r>
         <w:rPr>
-          <w:sz w:val="21"/>
+          <w:b w:val="0"/>
         </w:rPr>
         <w:t>（可选）【默读／选读／延伸】</w:t>
       </w:r>
@@ -877,7 +860,6 @@
       <w:r>
         <w:rPr>
           <w:b/>
-          <w:sz w:val="21"/>
         </w:rPr>
         <w:t>两种悲心的状态</w:t>
       </w:r>
@@ -885,7 +867,7 @@
     <w:p>
       <w:r>
         <w:rPr>
-          <w:sz w:val="21"/>
+          <w:b w:val="0"/>
         </w:rPr>
         <w:t>第一种，你看到"啊！这个人很有苦啊，有难啊"，内心起念头"希望他没有苦，希望他没有难"，这个就是悲心了。但是如果你进一步说"我想帮他去除，我怎么去帮他解决？"这是更积极的一种悲心了。另外，就是悲心展开，就是我们说同理心、感同身受，以同理心去体会这个受苦人的苦难，然后生起"我要帮助他去除这个苦"，然后展开我们的心胸，去感受这个众生的苦，从而引发更多的对苦的看待，以及对受苦众生的理解，那这是一个更大的悲心的角度了。</w:t>
       </w:r>
@@ -894,13 +876,12 @@
       <w:r>
         <w:rPr>
           <w:b/>
-          <w:sz w:val="21"/>
         </w:rPr>
         <w:t>◈扩展段落</w:t>
       </w:r>
       <w:r>
         <w:rPr>
-          <w:sz w:val="21"/>
+          <w:b w:val="0"/>
         </w:rPr>
         <w:t>（可选）【默读／选读／延伸】</w:t>
       </w:r>
@@ -909,7 +890,6 @@
       <w:r>
         <w:rPr>
           <w:b/>
-          <w:sz w:val="21"/>
         </w:rPr>
         <w:t>悲心的失坏——不要误把忧愁当悲心</w:t>
       </w:r>
@@ -917,7 +897,7 @@
     <w:p>
       <w:r>
         <w:rPr>
-          <w:sz w:val="21"/>
+          <w:b w:val="0"/>
         </w:rPr>
         <w:t>如果看到痛苦的众生想要拔除他的痛苦，同时生起了悲伤、悲痛、忧愁的心，这是悲心的失坏。忧愁是烦恼，是不善心。如果一个人看到其他的生命痛苦，内心充满着悲伤、忧泣"啊，我很悲痛，我也很痛苦！"那这个是错误地把忧悲苦恼当成悲悯，以为忧悲苦恼就是悲心，这是错误的。这个是把自己骗了，也把别人骗了，把不善心当作善心。这是要注意的一个点。</w:t>
       </w:r>
@@ -926,13 +906,12 @@
       <w:r>
         <w:rPr>
           <w:b/>
-          <w:sz w:val="21"/>
         </w:rPr>
         <w:t>◈扩展段落</w:t>
       </w:r>
       <w:r>
         <w:rPr>
-          <w:sz w:val="21"/>
+          <w:b w:val="0"/>
         </w:rPr>
         <w:t>（可选）【默读／选读／延伸】</w:t>
       </w:r>
@@ -941,7 +920,6 @@
       <w:r>
         <w:rPr>
           <w:b/>
-          <w:sz w:val="21"/>
         </w:rPr>
         <w:t>佛陀的大悲心——我们学习的榜样</w:t>
       </w:r>
@@ -949,7 +927,7 @@
     <w:p>
       <w:r>
         <w:rPr>
-          <w:sz w:val="21"/>
+          <w:b w:val="0"/>
         </w:rPr>
         <w:t>佛陀具有大悲心。佛陀大悲心可以用大悲定来表现的。大悲定是佛陀独有的一种智慧。佛陀每天只睡两个小时，每天凌晨一起来，他就入大悲定。入大悲定干嘛呢？以他的大悲定的智慧，以佛眼观察整个三十一界或其他轮围界的众生，看哪一个众生具有"得度"的机会。自然而然地，能够被度的这个众生的影像和状态就会呈现在他的大悲定的心里面。佛陀以这种完全大悲的心，去面对一切受苦的众生。</w:t>
       </w:r>
@@ -957,21 +935,17 @@
     <w:p>
       <w:r>
         <w:rPr>
-          <w:sz w:val="21"/>
+          <w:b w:val="0"/>
         </w:rPr>
         <w:t>如果我们想成为佛陀，就要学习怎样以大悲的这种展开的心胸去感受众生的痛苦，而不是看到痛苦的时候心紧缩起来了。我们至少可以效仿佛陀，每天早上一醒过来，试着展开心胸，给四周的众生散播一下悲心——愿大家都没有苦。起床的时候，在家里也看看四周有什么人有痛苦，身体的痛苦和内心的痛苦，能不能帮他的忙，能不能给予他方便，这是练习悲的一个很好的方式，向佛陀学习。</w:t>
       </w:r>
     </w:p>
     <w:p>
-      <w:pPr>
-        <w:spacing w:before="120" w:after="80"/>
-      </w:pPr>
       <w:r>
         <w:rPr>
-          <w:rFonts w:ascii="Microsoft YaHei" w:hAnsi="Microsoft YaHei" w:eastAsia="Microsoft YaHei"/>
           <w:b/>
-          <w:color w:val="1E5631"/>
-          <w:sz w:val="25"/>
+          <w:color w:val="1E4620"/>
+          <w:sz w:val="23"/>
         </w:rPr>
         <w:t>原文材料③：喜（随喜，muditā）——嫉妒的解药</w:t>
       </w:r>
@@ -980,13 +954,12 @@
       <w:r>
         <w:rPr>
           <w:b/>
-          <w:sz w:val="21"/>
         </w:rPr>
         <w:t>★核心段落（必读）</w:t>
       </w:r>
       <w:r>
         <w:rPr>
-          <w:sz w:val="21"/>
+          <w:b w:val="0"/>
         </w:rPr>
         <w:t>【本周朗读段】</w:t>
       </w:r>
@@ -995,7 +968,6 @@
       <w:r>
         <w:rPr>
           <w:b/>
-          <w:sz w:val="21"/>
         </w:rPr>
         <w:t>嫉妒（issā）与随喜（muditā）——一对相反的素质</w:t>
       </w:r>
@@ -1003,7 +975,7 @@
     <w:p>
       <w:r>
         <w:rPr>
-          <w:sz w:val="21"/>
+          <w:b w:val="0"/>
         </w:rPr>
         <w:t>嫉妒和随喜（muditā），是一对，这两种心的素质是相反的。四梵住——慈悲喜舍是四种根本美德。如果我们没有这四种根本美德，没有随喜（muditā），与人相处就很难如理作意。当看到或者听到身边这些与自己相关的人有成就时，内心就会生起不满、嫉妒、受不了、很不舒服的感觉，然后在明里暗里去贬低他、诋毁他。</w:t>
       </w:r>
@@ -1011,7 +983,7 @@
     <w:p>
       <w:r>
         <w:rPr>
-          <w:sz w:val="21"/>
+          <w:b w:val="0"/>
         </w:rPr>
         <w:t>内心有嫉（issā）的人，存心不良，内心会经历羡嫉。但是有随喜（muditā）的人，有四梵住四种根本美德的人、心地高尚的人，他看到别人的成就反而会为这样的人感到高兴，而且他会真诚地赞扬他人的成功。这就跟嫉妒心不一样。嫉妒心是让人感到不高兴，然后诋毁；随喜的人是感到欢喜，然后真诚地赞叹。</w:t>
       </w:r>
@@ -1020,13 +992,12 @@
       <w:r>
         <w:rPr>
           <w:b/>
-          <w:sz w:val="21"/>
         </w:rPr>
         <w:t>◈扩展段落</w:t>
       </w:r>
       <w:r>
         <w:rPr>
-          <w:sz w:val="21"/>
+          <w:b w:val="0"/>
         </w:rPr>
         <w:t>（可选）【默读／选读／延伸】</w:t>
       </w:r>
@@ -1035,61 +1006,39 @@
       <w:r>
         <w:rPr>
           <w:b/>
-          <w:sz w:val="21"/>
         </w:rPr>
         <w:t>随喜的特相、作用、现起</w:t>
       </w:r>
     </w:p>
     <w:p>
       <w:pPr>
-        <w:ind w:left="340"/>
+        <w:pStyle w:val="ListBullet"/>
       </w:pPr>
       <w:r>
         <w:rPr>
-          <w:color w:val="1E5631"/>
-          <w:sz w:val="21"/>
-        </w:rPr>
-        <w:t xml:space="preserve">• </w:t>
-      </w:r>
-      <w:r>
-        <w:rPr>
-          <w:sz w:val="21"/>
+          <w:b w:val="0"/>
         </w:rPr>
         <w:t>随喜的特相，是对他人的成就随喜，对有成就的快乐有情觉得欢喜，包括快乐有情的地位、财富、容貌，你都会感到开心，感到随喜。</w:t>
       </w:r>
     </w:p>
     <w:p>
       <w:pPr>
-        <w:ind w:left="340"/>
+        <w:pStyle w:val="ListBullet"/>
       </w:pPr>
       <w:r>
         <w:rPr>
-          <w:color w:val="1E5631"/>
-          <w:sz w:val="21"/>
-        </w:rPr>
-        <w:t xml:space="preserve">• </w:t>
-      </w:r>
-      <w:r>
-        <w:rPr>
-          <w:sz w:val="21"/>
+          <w:b w:val="0"/>
         </w:rPr>
         <w:t>随喜的作用，就是不会嫉妒他人的成就。它跟嫉妒是相反的，它能够去除嫉妒这种心理素质。所以正如掉举和一境性是完全相反的，随喜和嫉妒也是完全相反的。随喜（muditā）这个心生起来，就能够把嫉（issā）这种心铲除掉。</w:t>
       </w:r>
     </w:p>
     <w:p>
       <w:pPr>
-        <w:ind w:left="340"/>
+        <w:pStyle w:val="ListBullet"/>
       </w:pPr>
       <w:r>
         <w:rPr>
-          <w:color w:val="1E5631"/>
-          <w:sz w:val="21"/>
-        </w:rPr>
-        <w:t xml:space="preserve">• </w:t>
-      </w:r>
-      <w:r>
-        <w:rPr>
-          <w:sz w:val="21"/>
+          <w:b w:val="0"/>
         </w:rPr>
         <w:t>随喜的现起，就是对于他人的成就，你内心里面没有厌恶感。当你的随喜心起来的时候，你内心会呈现出那种厌恶感被去掉了、被铲除的感觉；厌恶感被驱除之后，随喜的感觉生起来。如果有厌恶感，我们的随喜就不会起来。</w:t>
       </w:r>
@@ -1098,13 +1047,12 @@
       <w:r>
         <w:rPr>
           <w:b/>
-          <w:sz w:val="21"/>
         </w:rPr>
         <w:t>◈扩展段落</w:t>
       </w:r>
       <w:r>
         <w:rPr>
-          <w:sz w:val="21"/>
+          <w:b w:val="0"/>
         </w:rPr>
         <w:t>（可选）【默读／选读／延伸】</w:t>
       </w:r>
@@ -1113,7 +1061,6 @@
       <w:r>
         <w:rPr>
           <w:b/>
-          <w:sz w:val="21"/>
         </w:rPr>
         <w:t>随喜的近因——如理作意</w:t>
       </w:r>
@@ -1121,7 +1068,7 @@
     <w:p>
       <w:r>
         <w:rPr>
-          <w:sz w:val="21"/>
+          <w:b w:val="0"/>
         </w:rPr>
         <w:t>当你去如理作意，思惟别人获得的成就、利益、地位、财貌，都是由于他们过去生造下的善业，有良好、高尚行为的种子，现在这个种子成熟了；这个种子在他努力、精进的汗水浇灌下，在智慧的滋养下，这个种子终于发芽了、成长了，因果不虚啊，真的很棒！会生起这样的心，就是随喜。</w:t>
       </w:r>
@@ -1130,27 +1077,22 @@
       <w:r>
         <w:rPr>
           <w:b/>
-          <w:sz w:val="21"/>
         </w:rPr>
         <w:t>⚠️ 注意（随喜的失败）</w:t>
       </w:r>
       <w:r>
         <w:rPr>
-          <w:sz w:val="21"/>
+          <w:b w:val="0"/>
         </w:rPr>
         <w:t>：当看到人们的成就时，如果他的兴奋快乐感是基于身体的乐受，本质是贪根的生起，以贪为基础的悦俱贪相应心生起，这种欢笑的喜悦生起了，那么随喜的心就消失了。这样的喜笑就是随喜的失败。</w:t>
       </w:r>
     </w:p>
     <w:p>
-      <w:pPr>
-        <w:spacing w:before="120" w:after="80"/>
-      </w:pPr>
       <w:r>
         <w:rPr>
-          <w:rFonts w:ascii="Microsoft YaHei" w:hAnsi="Microsoft YaHei" w:eastAsia="Microsoft YaHei"/>
           <w:b/>
-          <w:color w:val="1E5631"/>
-          <w:sz w:val="25"/>
+          <w:color w:val="1E4620"/>
+          <w:sz w:val="23"/>
         </w:rPr>
         <w:t>原文材料④：舍（梵住舍/中舍性）——平等看待一切有情</w:t>
       </w:r>
@@ -1159,13 +1101,12 @@
       <w:r>
         <w:rPr>
           <w:b/>
-          <w:sz w:val="21"/>
         </w:rPr>
         <w:t>★核心段落（必读）</w:t>
       </w:r>
       <w:r>
         <w:rPr>
-          <w:sz w:val="21"/>
+          <w:b w:val="0"/>
         </w:rPr>
         <w:t>【本周朗读段】</w:t>
       </w:r>
@@ -1174,107 +1115,74 @@
       <w:r>
         <w:rPr>
           <w:b/>
-          <w:sz w:val="21"/>
         </w:rPr>
         <w:t>中舍性（tatramajjhattatā）——心所平衡的守护者</w:t>
       </w:r>
     </w:p>
     <w:p>
       <w:pPr>
-        <w:ind w:left="340"/>
+        <w:pStyle w:val="ListBullet"/>
       </w:pPr>
       <w:r>
         <w:rPr>
-          <w:color w:val="1E5631"/>
-          <w:sz w:val="21"/>
-        </w:rPr>
-        <w:t xml:space="preserve">• </w:t>
-      </w:r>
-      <w:r>
-        <w:rPr>
           <w:b/>
-          <w:sz w:val="21"/>
         </w:rPr>
         <w:t>特相</w:t>
       </w:r>
       <w:r>
         <w:rPr>
-          <w:sz w:val="21"/>
+          <w:b w:val="0"/>
         </w:rPr>
         <w:t>：使相应的心和心所（即相应法）在各自的作用上保持平衡。</w:t>
       </w:r>
     </w:p>
     <w:p>
       <w:pPr>
-        <w:ind w:left="340"/>
+        <w:pStyle w:val="ListBullet"/>
       </w:pPr>
       <w:r>
         <w:rPr>
-          <w:color w:val="1E5631"/>
-          <w:sz w:val="21"/>
-        </w:rPr>
-        <w:t xml:space="preserve">• </w:t>
-      </w:r>
-      <w:r>
-        <w:rPr>
           <w:b/>
-          <w:sz w:val="21"/>
         </w:rPr>
         <w:t>作用</w:t>
       </w:r>
       <w:r>
         <w:rPr>
-          <w:sz w:val="21"/>
+          <w:b w:val="0"/>
         </w:rPr>
         <w:t>：（1）防止相应法在各自的作用上过多或不足；（2）防止昏沉和睡眠心所过度且主导的懈怠之心，防止慢心所过度且主导的骄慢之心。</w:t>
       </w:r>
     </w:p>
     <w:p>
       <w:pPr>
-        <w:ind w:left="340"/>
+        <w:pStyle w:val="ListBullet"/>
       </w:pPr>
       <w:r>
         <w:rPr>
-          <w:color w:val="1E5631"/>
-          <w:sz w:val="21"/>
-        </w:rPr>
-        <w:t xml:space="preserve">• </w:t>
-      </w:r>
-      <w:r>
-        <w:rPr>
           <w:b/>
-          <w:sz w:val="21"/>
         </w:rPr>
         <w:t>现起</w:t>
       </w:r>
       <w:r>
         <w:rPr>
-          <w:sz w:val="21"/>
+          <w:b w:val="0"/>
         </w:rPr>
         <w:t>：使人保持中立；自己保持超然、适度、中立。</w:t>
       </w:r>
     </w:p>
     <w:p>
       <w:pPr>
-        <w:ind w:left="340"/>
+        <w:pStyle w:val="ListBullet"/>
       </w:pPr>
       <w:r>
         <w:rPr>
-          <w:color w:val="1E5631"/>
-          <w:sz w:val="21"/>
-        </w:rPr>
-        <w:t xml:space="preserve">• </w:t>
-      </w:r>
-      <w:r>
-        <w:rPr>
           <w:b/>
-          <w:sz w:val="21"/>
         </w:rPr>
         <w:t>近因</w:t>
       </w:r>
       <w:r>
         <w:rPr>
-          <w:sz w:val="21"/>
+          <w:b w:val="0"/>
         </w:rPr>
         <w:t>：以触为首的相应法。</w:t>
       </w:r>
@@ -1283,13 +1191,12 @@
       <w:r>
         <w:rPr>
           <w:b/>
-          <w:sz w:val="21"/>
         </w:rPr>
         <w:t>◈扩展段落</w:t>
       </w:r>
       <w:r>
         <w:rPr>
-          <w:sz w:val="21"/>
+          <w:b w:val="0"/>
         </w:rPr>
         <w:t>（可选）【默读／选读／延伸】</w:t>
       </w:r>
@@ -1298,107 +1205,74 @@
       <w:r>
         <w:rPr>
           <w:b/>
-          <w:sz w:val="21"/>
         </w:rPr>
         <w:t>梵住舍（Upekkhā Brahmavihāra）——四无量心中的"舍"</w:t>
       </w:r>
     </w:p>
     <w:p>
       <w:pPr>
-        <w:ind w:left="340"/>
+        <w:pStyle w:val="ListBullet"/>
       </w:pPr>
       <w:r>
         <w:rPr>
-          <w:color w:val="1E5631"/>
-          <w:sz w:val="21"/>
-        </w:rPr>
-        <w:t xml:space="preserve">• </w:t>
-      </w:r>
-      <w:r>
-        <w:rPr>
           <w:b/>
-          <w:sz w:val="21"/>
         </w:rPr>
         <w:t>特相</w:t>
       </w:r>
       <w:r>
         <w:rPr>
-          <w:sz w:val="21"/>
+          <w:b w:val="0"/>
         </w:rPr>
         <w:t>：对有情中舍。</w:t>
       </w:r>
     </w:p>
     <w:p>
       <w:pPr>
-        <w:ind w:left="340"/>
+        <w:pStyle w:val="ListBullet"/>
       </w:pPr>
       <w:r>
         <w:rPr>
-          <w:color w:val="1E5631"/>
-          <w:sz w:val="21"/>
-        </w:rPr>
-        <w:t xml:space="preserve">• </w:t>
-      </w:r>
-      <w:r>
-        <w:rPr>
           <w:b/>
-          <w:sz w:val="21"/>
         </w:rPr>
         <w:t>作用</w:t>
       </w:r>
       <w:r>
         <w:rPr>
-          <w:sz w:val="21"/>
+          <w:b w:val="0"/>
         </w:rPr>
         <w:t>：平等地看待有情，无论是对嗔恨者还是爱著者。</w:t>
       </w:r>
     </w:p>
     <w:p>
       <w:pPr>
-        <w:ind w:left="340"/>
+        <w:pStyle w:val="ListBullet"/>
       </w:pPr>
       <w:r>
         <w:rPr>
-          <w:color w:val="1E5631"/>
-          <w:sz w:val="21"/>
-        </w:rPr>
-        <w:t xml:space="preserve">• </w:t>
-      </w:r>
-      <w:r>
-        <w:rPr>
           <w:b/>
-          <w:sz w:val="21"/>
         </w:rPr>
         <w:t>现起</w:t>
       </w:r>
       <w:r>
         <w:rPr>
-          <w:sz w:val="21"/>
+          <w:b w:val="0"/>
         </w:rPr>
         <w:t>：止息对有情的嗔恚和爱著。</w:t>
       </w:r>
     </w:p>
     <w:p>
       <w:pPr>
-        <w:ind w:left="340"/>
+        <w:pStyle w:val="ListBullet"/>
       </w:pPr>
       <w:r>
         <w:rPr>
-          <w:color w:val="1E5631"/>
-          <w:sz w:val="21"/>
-        </w:rPr>
-        <w:t xml:space="preserve">• </w:t>
-      </w:r>
-      <w:r>
-        <w:rPr>
           <w:b/>
-          <w:sz w:val="21"/>
         </w:rPr>
         <w:t>近因</w:t>
       </w:r>
       <w:r>
         <w:rPr>
-          <w:sz w:val="21"/>
+          <w:b w:val="0"/>
         </w:rPr>
         <w:t>：一切有情最终拥有的唯一财产就是他们的业。祝愿者以正直之心希望这些有情："愿一切有情是业的所有者，不失去所得的成就。"</w:t>
       </w:r>
@@ -1407,13 +1281,12 @@
       <w:r>
         <w:rPr>
           <w:b/>
-          <w:sz w:val="21"/>
         </w:rPr>
         <w:t>◈扩展段落</w:t>
       </w:r>
       <w:r>
         <w:rPr>
-          <w:sz w:val="21"/>
+          <w:b w:val="0"/>
         </w:rPr>
         <w:t>（可选）【默读／选读／延伸】</w:t>
       </w:r>
@@ -1422,7 +1295,6 @@
       <w:r>
         <w:rPr>
           <w:b/>
-          <w:sz w:val="21"/>
         </w:rPr>
         <w:t>十种舍（为帮助理解"舍"的多种含义）</w:t>
       </w:r>
@@ -1430,7 +1302,7 @@
     <w:p>
       <w:r>
         <w:rPr>
-          <w:sz w:val="21"/>
+          <w:b w:val="0"/>
         </w:rPr>
         <w:t>一、六支舍；二、梵住舍；三、觉支舍；四、精进舍；五、行舍；六、受舍；七、观舍；八、中舍性舍；九、禅舍；十、遍净舍。</w:t>
       </w:r>
@@ -1438,21 +1310,17 @@
     <w:p>
       <w:r>
         <w:rPr>
-          <w:sz w:val="21"/>
+          <w:b w:val="0"/>
         </w:rPr>
         <w:t>（说明：四无量心中的"舍"即梵住舍——平等看待一切有情的崇高心态；它与"中舍性"心所（保持心所平衡）相关但不同，梵住舍以"愿一切有情是业的所有者"为近因，是最有智慧的舍。）</w:t>
       </w:r>
     </w:p>
     <w:p>
-      <w:pPr>
-        <w:spacing w:before="120" w:after="80"/>
-      </w:pPr>
       <w:r>
         <w:rPr>
-          <w:rFonts w:ascii="Microsoft YaHei" w:hAnsi="Microsoft YaHei" w:eastAsia="Microsoft YaHei"/>
           <w:b/>
-          <w:color w:val="1E5631"/>
-          <w:sz w:val="25"/>
+          <w:color w:val="1E4620"/>
+          <w:sz w:val="23"/>
         </w:rPr>
         <w:t>原文材料⑤：四无量心与52心所——对治的烦恼总览</w:t>
       </w:r>
@@ -1461,13 +1329,12 @@
       <w:r>
         <w:rPr>
           <w:b/>
-          <w:sz w:val="21"/>
         </w:rPr>
         <w:t>★核心段落（必读）</w:t>
       </w:r>
       <w:r>
         <w:rPr>
-          <w:sz w:val="21"/>
+          <w:b w:val="0"/>
         </w:rPr>
         <w:t>【本周朗读段】</w:t>
       </w:r>
@@ -1476,7 +1343,6 @@
       <w:r>
         <w:rPr>
           <w:b/>
-          <w:sz w:val="21"/>
         </w:rPr>
         <w:t>四无量心在52心所中的位置——各有所对治的烦恼</w:t>
       </w:r>
@@ -1484,159 +1350,123 @@
     <w:p>
       <w:r>
         <w:rPr>
-          <w:sz w:val="21"/>
+          <w:b w:val="0"/>
         </w:rPr>
         <w:t>52心所中，与"慈悲喜舍"直接相关的美心所有：</w:t>
       </w:r>
     </w:p>
     <w:p>
       <w:pPr>
-        <w:ind w:left="340"/>
+        <w:pStyle w:val="ListBullet"/>
       </w:pPr>
       <w:r>
         <w:rPr>
-          <w:color w:val="1E5631"/>
-          <w:sz w:val="21"/>
-        </w:rPr>
-        <w:t xml:space="preserve">• </w:t>
-      </w:r>
-      <w:r>
-        <w:rPr>
           <w:b/>
-          <w:sz w:val="21"/>
         </w:rPr>
         <w:t>慈（mettā）</w:t>
       </w:r>
       <w:r>
         <w:rPr>
-          <w:sz w:val="21"/>
+          <w:b w:val="0"/>
         </w:rPr>
         <w:t>——属无瞋心所的特殊状态，对治</w:t>
       </w:r>
       <w:r>
         <w:rPr>
           <w:b/>
-          <w:sz w:val="21"/>
         </w:rPr>
         <w:t>瞋（怒/反击/拂逆）</w:t>
       </w:r>
       <w:r>
         <w:rPr>
-          <w:sz w:val="21"/>
+          <w:b w:val="0"/>
         </w:rPr>
         <w:t>。慈心一起，愤怒自然消融。</w:t>
       </w:r>
     </w:p>
     <w:p>
       <w:pPr>
-        <w:ind w:left="340"/>
+        <w:pStyle w:val="ListBullet"/>
       </w:pPr>
       <w:r>
         <w:rPr>
-          <w:color w:val="1E5631"/>
-          <w:sz w:val="21"/>
-        </w:rPr>
-        <w:t xml:space="preserve">• </w:t>
-      </w:r>
-      <w:r>
-        <w:rPr>
           <w:b/>
-          <w:sz w:val="21"/>
         </w:rPr>
         <w:t>悲（karuṇā）</w:t>
       </w:r>
       <w:r>
         <w:rPr>
-          <w:sz w:val="21"/>
+          <w:b w:val="0"/>
         </w:rPr>
         <w:t>——属无量心所，对治</w:t>
       </w:r>
       <w:r>
         <w:rPr>
           <w:b/>
-          <w:sz w:val="21"/>
         </w:rPr>
         <w:t>恼害</w:t>
       </w:r>
       <w:r>
         <w:rPr>
-          <w:sz w:val="21"/>
+          <w:b w:val="0"/>
         </w:rPr>
         <w:t>（与恼害有情相反），见众生受苦而不忍，愿拔其苦。</w:t>
       </w:r>
     </w:p>
     <w:p>
       <w:pPr>
-        <w:ind w:left="340"/>
+        <w:pStyle w:val="ListBullet"/>
       </w:pPr>
       <w:r>
         <w:rPr>
-          <w:color w:val="1E5631"/>
-          <w:sz w:val="21"/>
-        </w:rPr>
-        <w:t xml:space="preserve">• </w:t>
-      </w:r>
-      <w:r>
-        <w:rPr>
           <w:b/>
-          <w:sz w:val="21"/>
         </w:rPr>
         <w:t>喜（随喜，muditā）</w:t>
       </w:r>
       <w:r>
         <w:rPr>
-          <w:sz w:val="21"/>
+          <w:b w:val="0"/>
         </w:rPr>
         <w:t>——属无量心所，对治</w:t>
       </w:r>
       <w:r>
         <w:rPr>
           <w:b/>
-          <w:sz w:val="21"/>
         </w:rPr>
         <w:t>嫉（嫉妒）</w:t>
       </w:r>
       <w:r>
         <w:rPr>
-          <w:sz w:val="21"/>
+          <w:b w:val="0"/>
         </w:rPr>
         <w:t>。随喜是"为别人的成就高兴"，嫉妒是"见不得别人好"，二者此消彼长。</w:t>
       </w:r>
     </w:p>
     <w:p>
       <w:pPr>
-        <w:ind w:left="340"/>
+        <w:pStyle w:val="ListBullet"/>
       </w:pPr>
       <w:r>
         <w:rPr>
-          <w:color w:val="1E5631"/>
-          <w:sz w:val="21"/>
-        </w:rPr>
-        <w:t xml:space="preserve">• </w:t>
-      </w:r>
-      <w:r>
-        <w:rPr>
           <w:b/>
-          <w:sz w:val="21"/>
         </w:rPr>
         <w:t>舍（中捨性，upekkhā）</w:t>
       </w:r>
       <w:r>
         <w:rPr>
-          <w:sz w:val="21"/>
+          <w:b w:val="0"/>
         </w:rPr>
         <w:t>——属美心所（中立/旁观），对治</w:t>
       </w:r>
       <w:r>
         <w:rPr>
           <w:b/>
-          <w:sz w:val="21"/>
         </w:rPr>
         <w:t>贪爱执取与嗔恨排斥的两极</w:t>
       </w:r>
       <w:r>
         <w:rPr>
-          <w:sz w:val="21"/>
+          <w:b w:val="0"/>
         </w:rPr>
         <w:t>。不因亲疏、好恶而偏执，平等对待一切。</w:t>
       </w:r>
@@ -1644,7 +1474,7 @@
     <w:p>
       <w:r>
         <w:rPr>
-          <w:sz w:val="21"/>
+          <w:b w:val="0"/>
         </w:rPr>
         <w:t>对照52心所中的不善心所（14种）：贪、瞋、痴、掉举、昏沉、睡眠、无惭、无愧、疑、邪见、我慢、嫉、悭、恶作——四无量心正是这些烦恼的"解药"。</w:t>
       </w:r>
@@ -1653,13 +1483,12 @@
       <w:r>
         <w:rPr>
           <w:b/>
-          <w:sz w:val="21"/>
         </w:rPr>
         <w:t>◈扩展段落（可选）</w:t>
       </w:r>
       <w:r>
         <w:rPr>
-          <w:sz w:val="21"/>
+          <w:b w:val="0"/>
         </w:rPr>
         <w:t>【默读／选读／延伸】</w:t>
       </w:r>
@@ -1667,7 +1496,7 @@
     <w:p>
       <w:r>
         <w:rPr>
-          <w:sz w:val="21"/>
+          <w:b w:val="0"/>
         </w:rPr>
         <w:t>（52心所中的"喜"为杂心所，通善通不善；而"随喜"作为美心所/无量心所，特指为他人成就而欢喜。二者名称相近，性质不同。）</w:t>
       </w:r>
@@ -1675,51 +1504,42 @@
     <w:p>
       <w:r>
         <w:rPr>
-          <w:sz w:val="21"/>
+          <w:b w:val="0"/>
         </w:rPr>
         <w:t>（本材料与第2周"慈心所定义"的区别：第2周讲"慈是什么"（特相/作用/现起/近因）；本材料讲"四无量心各自对治什么烦恼"（在52心所中的对治关系），从烦恼对治的角度理解四无量心。）</w:t>
       </w:r>
     </w:p>
     <w:p>
-      <w:pPr>
-        <w:spacing w:before="160" w:after="80"/>
-      </w:pPr>
       <w:r>
         <w:rPr>
-          <w:rFonts w:ascii="Microsoft YaHei" w:hAnsi="Microsoft YaHei" w:eastAsia="Microsoft YaHei"/>
           <w:b/>
-          <w:color w:val="1E5631"/>
-          <w:sz w:val="28"/>
+          <w:color w:val="1E4620"/>
+          <w:sz w:val="26"/>
         </w:rPr>
         <w:t>💬 第一轮分享（20 min）</w:t>
       </w:r>
     </w:p>
     <w:p>
       <w:pPr>
-        <w:spacing w:before="40" w:after="80"/>
-        <w:ind w:left="283"/>
-        <w:shd w:val="clear" w:color="auto" w:fill="EDF6EF"/>
+        <w:ind w:left="170"/>
         <w:pBdr>
-          <w:left w:val="single" w:sz="20" w:space="6" w:color="1E5631"/>
+          <w:left w:val="single" w:sz="18" w:space="4" w:color="1E4620"/>
         </w:pBdr>
+        <w:shd w:val="clear" w:fill="F2F5FA"/>
       </w:pPr>
       <w:r>
         <w:rPr>
-          <w:sz w:val="20"/>
+          <w:b w:val="0"/>
         </w:rPr>
         <w:t>请大家轮流分享："慈、悲、喜、舍"这四个字里，哪一个你平时体验最多？哪一个最陌生？</w:t>
       </w:r>
     </w:p>
     <w:p>
-      <w:pPr>
-        <w:spacing w:before="160" w:after="80"/>
-      </w:pPr>
       <w:r>
         <w:rPr>
-          <w:rFonts w:ascii="Microsoft YaHei" w:hAnsi="Microsoft YaHei" w:eastAsia="Microsoft YaHei"/>
           <w:b/>
-          <w:color w:val="1E5631"/>
-          <w:sz w:val="28"/>
+          <w:color w:val="1E4620"/>
+          <w:sz w:val="26"/>
         </w:rPr>
         <w:t>🎯 主题讨论（35 min）</w:t>
       </w:r>
@@ -1728,187 +1548,181 @@
       <w:r>
         <w:rPr>
           <w:b/>
-          <w:sz w:val="21"/>
         </w:rPr>
         <w:t>讨论问题（按优先级）</w:t>
       </w:r>
       <w:r>
         <w:rPr>
-          <w:sz w:val="21"/>
+          <w:b w:val="0"/>
         </w:rPr>
         <w:t>：</w:t>
       </w:r>
     </w:p>
     <w:p>
       <w:pPr>
-        <w:ind w:left="340"/>
+        <w:pStyle w:val="ListBullet"/>
       </w:pPr>
       <w:r>
         <w:rPr>
-          <w:color w:val="1E5631"/>
-          <w:sz w:val="21"/>
-        </w:rPr>
-        <w:t xml:space="preserve">• </w:t>
-      </w:r>
-      <w:r>
-        <w:rPr>
-          <w:sz w:val="21"/>
+          <w:b w:val="0"/>
         </w:rPr>
         <w:t>问题①（★必答，时间不够时只讨论这个）</w:t>
       </w:r>
     </w:p>
     <w:p>
       <w:pPr>
-        <w:ind w:left="340"/>
+        <w:pStyle w:val="ListBullet"/>
       </w:pPr>
       <w:r>
         <w:rPr>
-          <w:color w:val="1E5631"/>
-          <w:sz w:val="21"/>
-        </w:rPr>
-        <w:t xml:space="preserve">• </w:t>
-      </w:r>
-      <w:r>
-        <w:rPr>
-          <w:sz w:val="21"/>
+          <w:b w:val="0"/>
         </w:rPr>
         <w:t>问题②（◈选答）</w:t>
       </w:r>
     </w:p>
     <w:p>
       <w:pPr>
-        <w:ind w:left="340"/>
+        <w:pStyle w:val="ListBullet"/>
       </w:pPr>
       <w:r>
         <w:rPr>
-          <w:color w:val="1E5631"/>
-          <w:sz w:val="21"/>
-        </w:rPr>
-        <w:t xml:space="preserve">• </w:t>
-      </w:r>
-      <w:r>
-        <w:rPr>
-          <w:sz w:val="21"/>
+          <w:b w:val="0"/>
         </w:rPr>
         <w:t>问题③（◈选答，时间富余或大家感兴趣时讨论）</w:t>
       </w:r>
     </w:p>
     <w:p>
       <w:pPr>
-        <w:ind w:left="340"/>
+        <w:pStyle w:val="ListNumber"/>
       </w:pPr>
       <w:r>
         <w:rPr>
-          <w:b/>
-          <w:sz w:val="21"/>
-        </w:rPr>
-        <w:t xml:space="preserve">1. </w:t>
-      </w:r>
-      <w:r>
-        <w:rPr>
-          <w:sz w:val="21"/>
+          <w:b w:val="0"/>
         </w:rPr>
         <w:t>【问题①★必答】看看这四个词：愿人快乐（慈）、愿人离苦（悲）、随喜人成就（喜）、平等对待（舍）。你能不能在生活里各举一个例子？比如"随喜"——当别人成功时，你心里是高兴还是酸酸的？</w:t>
       </w:r>
     </w:p>
     <w:p>
       <w:pPr>
-        <w:ind w:left="340"/>
+        <w:pStyle w:val="ListNumber"/>
       </w:pPr>
       <w:r>
         <w:rPr>
-          <w:b/>
-          <w:sz w:val="21"/>
-        </w:rPr>
-        <w:t xml:space="preserve">2. </w:t>
-      </w:r>
-      <w:r>
-        <w:rPr>
-          <w:sz w:val="21"/>
+          <w:b w:val="0"/>
         </w:rPr>
         <w:t>【问题②◈选答】原文说四梵住是"冲突的根本药方、创伤的疗愈者"。你同意吗？你身边有没有人（或你自己）因为"慈悲喜舍"而化解过冲突？</w:t>
       </w:r>
     </w:p>
     <w:p>
       <w:pPr>
-        <w:ind w:left="340"/>
+        <w:pStyle w:val="ListNumber"/>
       </w:pPr>
       <w:r>
         <w:rPr>
-          <w:b/>
-          <w:sz w:val="21"/>
-        </w:rPr>
-        <w:t xml:space="preserve">3. </w:t>
-      </w:r>
-      <w:r>
-        <w:rPr>
-          <w:sz w:val="21"/>
+          <w:b w:val="0"/>
         </w:rPr>
         <w:t>【问题③◈选答】"舍"是平等心——不因亲疏、好恶而区别对待。这和我们平时说的"冷漠"有什么区别？</w:t>
       </w:r>
     </w:p>
     <w:p>
       <w:pPr>
-        <w:spacing w:before="40" w:after="80"/>
-        <w:ind w:left="283"/>
-        <w:shd w:val="clear" w:color="auto" w:fill="EDF6EF"/>
+        <w:ind w:left="170"/>
         <w:pBdr>
-          <w:left w:val="single" w:sz="20" w:space="6" w:color="1E5631"/>
+          <w:left w:val="single" w:sz="18" w:space="4" w:color="1E4620"/>
         </w:pBdr>
+        <w:shd w:val="clear" w:fill="F2F5FA"/>
       </w:pPr>
       <w:r>
         <w:rPr>
           <w:b/>
-          <w:sz w:val="20"/>
         </w:rPr>
         <w:t>分层追问</w:t>
       </w:r>
       <w:r>
         <w:rPr>
-          <w:sz w:val="20"/>
+          <w:b w:val="0"/>
         </w:rPr>
-        <w:t>（可视时间取用，由浅入深）： - 【现象】慈悲喜舍四样里，哪一样你天生就比较少？ - 【影响】缺了这一样，会在你和谁的相处里带来摩擦？ - 【应对】这周你想先练哪一样？从哪一个具体的人开始？</w:t>
+        <w:t>（可视时间取用，由浅入深）：</w:t>
       </w:r>
     </w:p>
     <w:p>
       <w:pPr>
-        <w:spacing w:before="160" w:after="80"/>
+        <w:ind w:left="170"/>
+        <w:pBdr>
+          <w:left w:val="single" w:sz="18" w:space="4" w:color="1E4620"/>
+        </w:pBdr>
+        <w:shd w:val="clear" w:fill="F2F5FA"/>
       </w:pPr>
       <w:r>
         <w:rPr>
-          <w:rFonts w:ascii="Microsoft YaHei" w:hAnsi="Microsoft YaHei" w:eastAsia="Microsoft YaHei"/>
+          <w:b w:val="0"/>
+        </w:rPr>
+        <w:t>- 【现象】慈悲喜舍四样里，哪一样你天生就比较少？</w:t>
+      </w:r>
+    </w:p>
+    <w:p>
+      <w:pPr>
+        <w:ind w:left="170"/>
+        <w:pBdr>
+          <w:left w:val="single" w:sz="18" w:space="4" w:color="1E4620"/>
+        </w:pBdr>
+        <w:shd w:val="clear" w:fill="F2F5FA"/>
+      </w:pPr>
+      <w:r>
+        <w:rPr>
+          <w:b w:val="0"/>
+        </w:rPr>
+        <w:t>- 【影响】缺了这一样，会在你和谁的相处里带来摩擦？</w:t>
+      </w:r>
+    </w:p>
+    <w:p>
+      <w:pPr>
+        <w:ind w:left="170"/>
+        <w:pBdr>
+          <w:left w:val="single" w:sz="18" w:space="4" w:color="1E4620"/>
+        </w:pBdr>
+        <w:shd w:val="clear" w:fill="F2F5FA"/>
+      </w:pPr>
+      <w:r>
+        <w:rPr>
+          <w:b w:val="0"/>
+        </w:rPr>
+        <w:t>- 【应对】这周你想先练哪一样？从哪一个具体的人开始？</w:t>
+      </w:r>
+    </w:p>
+    <w:p>
+      <w:r>
+        <w:rPr>
           <w:b/>
-          <w:color w:val="1E5631"/>
-          <w:sz w:val="28"/>
+          <w:color w:val="1E4620"/>
+          <w:sz w:val="26"/>
         </w:rPr>
         <w:t>🧘 四无量心体验练习（15 min）</w:t>
       </w:r>
     </w:p>
     <w:p>
       <w:pPr>
-        <w:spacing w:before="40" w:after="80"/>
-        <w:ind w:left="283"/>
-        <w:shd w:val="clear" w:color="auto" w:fill="EDF6EF"/>
+        <w:ind w:left="170"/>
         <w:pBdr>
-          <w:left w:val="single" w:sz="20" w:space="6" w:color="1E5631"/>
+          <w:left w:val="single" w:sz="18" w:space="4" w:color="1E4620"/>
         </w:pBdr>
+        <w:shd w:val="clear" w:fill="F2F5FA"/>
       </w:pPr>
       <w:r>
         <w:rPr>
-          <w:sz w:val="20"/>
+          <w:b w:val="0"/>
         </w:rPr>
         <w:t xml:space="preserve">⚠️ </w:t>
       </w:r>
       <w:r>
         <w:rPr>
           <w:b/>
-          <w:sz w:val="20"/>
         </w:rPr>
         <w:t>禅修禁忌提示</w:t>
       </w:r>
       <w:r>
         <w:rPr>
-          <w:sz w:val="20"/>
+          <w:b w:val="0"/>
         </w:rPr>
         <w:t>：若你正处在严重抑郁、焦虑、创伤后应激，或精神类疾病的发作／用药期，或正经历强烈的情绪危机，请先咨询医生或心理师，再决定是否练习；练习中若出现明显不适（如心悸、胸闷、情绪失控），请立即停止，睁开眼睛，把注意力放回呼吸与身体，必要时离场休息。</w:t>
       </w:r>
@@ -1917,181 +1731,176 @@
       <w:r>
         <w:rPr>
           <w:b/>
-          <w:sz w:val="21"/>
         </w:rPr>
         <w:t>引导词</w:t>
       </w:r>
       <w:r>
         <w:rPr>
-          <w:sz w:val="21"/>
+          <w:b w:val="0"/>
         </w:rPr>
         <w:t>：</w:t>
       </w:r>
     </w:p>
     <w:p>
       <w:pPr>
-        <w:spacing w:before="40" w:after="80"/>
-        <w:ind w:left="283"/>
-        <w:shd w:val="clear" w:color="auto" w:fill="EDF6EF"/>
+        <w:ind w:left="170"/>
         <w:pBdr>
-          <w:left w:val="single" w:sz="20" w:space="6" w:color="1E5631"/>
+          <w:left w:val="single" w:sz="18" w:space="4" w:color="1E4620"/>
         </w:pBdr>
+        <w:shd w:val="clear" w:fill="F2F5FA"/>
       </w:pPr>
       <w:r>
         <w:rPr>
-          <w:sz w:val="20"/>
+          <w:b w:val="0"/>
         </w:rPr>
         <w:t>闭上眼睛。先对自己散播慈爱：愿我快乐，愿我平安，愿我健康。（停顿）</w:t>
       </w:r>
     </w:p>
     <w:p>
       <w:pPr>
-        <w:spacing w:before="40" w:after="80"/>
-        <w:ind w:left="283"/>
-        <w:shd w:val="clear" w:color="auto" w:fill="EDF6EF"/>
+        <w:ind w:left="170"/>
         <w:pBdr>
-          <w:left w:val="single" w:sz="20" w:space="6" w:color="1E5631"/>
+          <w:left w:val="single" w:sz="18" w:space="4" w:color="1E4620"/>
         </w:pBdr>
+        <w:shd w:val="clear" w:fill="F2F5FA"/>
       </w:pPr>
       <w:r>
         <w:rPr>
           <w:b/>
-          <w:sz w:val="20"/>
         </w:rPr>
         <w:t>慈</w:t>
       </w:r>
       <w:r>
         <w:rPr>
-          <w:sz w:val="20"/>
+          <w:b w:val="0"/>
         </w:rPr>
         <w:t>——想一位你关爱的朋友，愿他快乐，愿他平安，愿他健康。（停顿）</w:t>
       </w:r>
     </w:p>
     <w:p>
       <w:pPr>
-        <w:spacing w:before="40" w:after="80"/>
-        <w:ind w:left="283"/>
-        <w:shd w:val="clear" w:color="auto" w:fill="EDF6EF"/>
+        <w:ind w:left="170"/>
         <w:pBdr>
-          <w:left w:val="single" w:sz="20" w:space="6" w:color="1E5631"/>
+          <w:left w:val="single" w:sz="18" w:space="4" w:color="1E4620"/>
         </w:pBdr>
+        <w:shd w:val="clear" w:fill="F2F5FA"/>
       </w:pPr>
       <w:r>
         <w:rPr>
           <w:b/>
-          <w:sz w:val="20"/>
         </w:rPr>
         <w:t>悲</w:t>
       </w:r>
       <w:r>
         <w:rPr>
-          <w:sz w:val="20"/>
+          <w:b w:val="0"/>
         </w:rPr>
         <w:t>——想一位正在经历困难的人，或者你看到过的受苦的众生，愿他离苦，愿他不再被痛苦折磨，愿他早日解脱。（停顿）</w:t>
       </w:r>
     </w:p>
     <w:p>
       <w:pPr>
-        <w:spacing w:before="40" w:after="80"/>
-        <w:ind w:left="283"/>
-        <w:shd w:val="clear" w:color="auto" w:fill="EDF6EF"/>
+        <w:ind w:left="170"/>
         <w:pBdr>
-          <w:left w:val="single" w:sz="20" w:space="6" w:color="1E5631"/>
+          <w:left w:val="single" w:sz="18" w:space="4" w:color="1E4620"/>
         </w:pBdr>
+        <w:shd w:val="clear" w:fill="F2F5FA"/>
       </w:pPr>
       <w:r>
         <w:rPr>
           <w:b/>
-          <w:sz w:val="20"/>
         </w:rPr>
         <w:t>喜</w:t>
       </w:r>
       <w:r>
         <w:rPr>
-          <w:sz w:val="20"/>
+          <w:b w:val="0"/>
         </w:rPr>
         <w:t>——想一位最近取得成就、过得很好的朋友，真心为他高兴，随喜他的成功，愿他越来越好。（停顿）</w:t>
       </w:r>
     </w:p>
     <w:p>
       <w:pPr>
-        <w:spacing w:before="40" w:after="80"/>
-        <w:ind w:left="283"/>
-        <w:shd w:val="clear" w:color="auto" w:fill="EDF6EF"/>
+        <w:ind w:left="170"/>
         <w:pBdr>
-          <w:left w:val="single" w:sz="20" w:space="6" w:color="1E5631"/>
+          <w:left w:val="single" w:sz="18" w:space="4" w:color="1E4620"/>
         </w:pBdr>
+        <w:shd w:val="clear" w:fill="F2F5FA"/>
       </w:pPr>
       <w:r>
         <w:rPr>
           <w:b/>
-          <w:sz w:val="20"/>
         </w:rPr>
         <w:t>舍</w:t>
       </w:r>
       <w:r>
         <w:rPr>
-          <w:sz w:val="20"/>
+          <w:b w:val="0"/>
         </w:rPr>
         <w:t>——想一想那些与你无关的人：地铁里的人、路上的人，愿他们各自安好，不执著、不排斥，平等地祝福。（停顿）</w:t>
       </w:r>
     </w:p>
     <w:p>
       <w:pPr>
-        <w:spacing w:before="40" w:after="80"/>
-        <w:ind w:left="283"/>
-        <w:shd w:val="clear" w:color="auto" w:fill="EDF6EF"/>
+        <w:ind w:left="170"/>
         <w:pBdr>
-          <w:left w:val="single" w:sz="20" w:space="6" w:color="1E5631"/>
+          <w:left w:val="single" w:sz="18" w:space="4" w:color="1E4620"/>
         </w:pBdr>
+        <w:shd w:val="clear" w:fill="F2F5FA"/>
       </w:pPr>
       <w:r>
         <w:rPr>
-          <w:sz w:val="20"/>
+          <w:b w:val="0"/>
         </w:rPr>
-        <w:t>最后回到呼吸。愿我快乐，愿一切众生快乐。 好，慢慢睁开眼睛。</w:t>
+        <w:t>最后回到呼吸。愿我快乐，愿一切众生快乐。</w:t>
       </w:r>
     </w:p>
     <w:p>
       <w:pPr>
-        <w:spacing w:before="160" w:after="80"/>
+        <w:ind w:left="170"/>
+        <w:pBdr>
+          <w:left w:val="single" w:sz="18" w:space="4" w:color="1E4620"/>
+        </w:pBdr>
+        <w:shd w:val="clear" w:fill="F2F5FA"/>
       </w:pPr>
       <w:r>
         <w:rPr>
-          <w:rFonts w:ascii="Microsoft YaHei" w:hAnsi="Microsoft YaHei" w:eastAsia="Microsoft YaHei"/>
+          <w:b w:val="0"/>
+        </w:rPr>
+        <w:t>好，慢慢睁开眼睛。</w:t>
+      </w:r>
+    </w:p>
+    <w:p>
+      <w:r>
+        <w:rPr>
           <w:b/>
-          <w:color w:val="1E5631"/>
-          <w:sz w:val="28"/>
+          <w:color w:val="1E4620"/>
+          <w:sz w:val="26"/>
         </w:rPr>
         <w:t>📚 扩展内容包（时间富余时使用）</w:t>
       </w:r>
     </w:p>
     <w:p>
       <w:pPr>
-        <w:spacing w:before="40" w:after="80"/>
-        <w:ind w:left="283"/>
-        <w:shd w:val="clear" w:color="auto" w:fill="EDF6EF"/>
+        <w:ind w:left="170"/>
         <w:pBdr>
-          <w:left w:val="single" w:sz="20" w:space="6" w:color="1E5631"/>
+          <w:left w:val="single" w:sz="18" w:space="4" w:color="1E4620"/>
         </w:pBdr>
+        <w:shd w:val="clear" w:fill="F2F5FA"/>
       </w:pPr>
       <w:r>
         <w:rPr>
-          <w:sz w:val="20"/>
+          <w:b w:val="0"/>
         </w:rPr>
         <w:t>以下内容用于共读提前结束或讨论意犹未尽时，按需选用，不必全部完成。</w:t>
       </w:r>
     </w:p>
     <w:p>
-      <w:pPr>
-        <w:spacing w:before="120" w:after="80"/>
-      </w:pPr>
       <w:r>
         <w:rPr>
-          <w:rFonts w:ascii="Microsoft YaHei" w:hAnsi="Microsoft YaHei" w:eastAsia="Microsoft YaHei"/>
           <w:b/>
-          <w:color w:val="1E5631"/>
-          <w:sz w:val="25"/>
+          <w:color w:val="1E4620"/>
+          <w:sz w:val="23"/>
         </w:rPr>
         <w:t>扩展一：补充原文段落</w:t>
       </w:r>
@@ -2100,48 +1909,38 @@
       <w:r>
         <w:rPr>
           <w:b/>
-          <w:sz w:val="21"/>
         </w:rPr>
         <w:t>段落1：什么是慈心——离贪、离瞋、离痴</w:t>
       </w:r>
     </w:p>
     <w:p>
       <w:pPr>
-        <w:ind w:left="340"/>
+        <w:pStyle w:val="ListBullet"/>
       </w:pPr>
       <w:r>
         <w:rPr>
-          <w:color w:val="1E5631"/>
-          <w:sz w:val="21"/>
-        </w:rPr>
-        <w:t xml:space="preserve">• </w:t>
-      </w:r>
-      <w:r>
-        <w:rPr>
           <w:b/>
-          <w:sz w:val="21"/>
         </w:rPr>
         <w:t>出处</w:t>
       </w:r>
       <w:r>
         <w:rPr>
-          <w:sz w:val="21"/>
+          <w:b w:val="0"/>
         </w:rPr>
         <w:t>：《原文全集》第一部分（第188讲 法念处·五盖（二））·三、慈心禅那的修习·（一）什么是慈心</w:t>
       </w:r>
     </w:p>
     <w:p>
       <w:pPr>
-        <w:spacing w:before="40" w:after="80"/>
-        <w:ind w:left="283"/>
-        <w:shd w:val="clear" w:color="auto" w:fill="EDF6EF"/>
+        <w:ind w:left="170"/>
         <w:pBdr>
-          <w:left w:val="single" w:sz="20" w:space="6" w:color="1E5631"/>
+          <w:left w:val="single" w:sz="18" w:space="4" w:color="1E4620"/>
         </w:pBdr>
+        <w:shd w:val="clear" w:fill="F2F5FA"/>
       </w:pPr>
       <w:r>
         <w:rPr>
-          <w:sz w:val="20"/>
+          <w:b w:val="0"/>
         </w:rPr>
         <w:t>慈心是一种梵住，四梵住（慈、悲、喜、捨），排第一位的是慈梵住（Brahmavihāra）。修习慈心是为了去除瞋恚盖。贪的特点是黏著、执取。黏著、执取给你带来什么感觉呢？感觉被绑住了，对吧？……只要有任何贪爱就不自由。所以，离贪可以获得自由。瞋恚是粗野、残暴，经常生起害人的心，或者害人害己的心。离瞋带来慈悲，心会很柔软。瞋心重的人身体都很僵硬，浑身都是疙瘩，各种包，硬邦邦的，按哪都痛。而有慈心的人，浑身都很柔软。什么叫痴呢？就是盲目，愚痴的人像瞆的人，该做正确的事情他不会做。所以，离痴获得光明，让内心透亮，看问题不被堵住，一点就看到根源上，这是智慧。</w:t>
       </w:r>
@@ -2150,353 +1949,275 @@
       <w:r>
         <w:rPr>
           <w:b/>
-          <w:sz w:val="21"/>
         </w:rPr>
         <w:t>段落2：五十二心所中的"慈、悲、随喜"——美心所与不善心所对照</w:t>
       </w:r>
     </w:p>
     <w:p>
       <w:pPr>
-        <w:ind w:left="340"/>
+        <w:pStyle w:val="ListBullet"/>
       </w:pPr>
       <w:r>
         <w:rPr>
-          <w:color w:val="1E5631"/>
-          <w:sz w:val="21"/>
-        </w:rPr>
-        <w:t xml:space="preserve">• </w:t>
-      </w:r>
-      <w:r>
-        <w:rPr>
           <w:b/>
-          <w:sz w:val="21"/>
         </w:rPr>
         <w:t>出处</w:t>
       </w:r>
       <w:r>
         <w:rPr>
-          <w:sz w:val="21"/>
+          <w:b w:val="0"/>
         </w:rPr>
         <w:t>：《原文全集》第五部分（如来禅修学体系81）·四、五十二（52）心所总表（图中文字整理）</w:t>
       </w:r>
     </w:p>
     <w:p>
       <w:pPr>
-        <w:spacing w:before="40" w:after="80"/>
-        <w:ind w:left="283"/>
-        <w:shd w:val="clear" w:color="auto" w:fill="EDF6EF"/>
+        <w:ind w:left="170"/>
         <w:pBdr>
-          <w:left w:val="single" w:sz="20" w:space="6" w:color="1E5631"/>
+          <w:left w:val="single" w:sz="18" w:space="4" w:color="1E4620"/>
         </w:pBdr>
+        <w:shd w:val="clear" w:fill="F2F5FA"/>
       </w:pPr>
       <w:r>
         <w:rPr>
-          <w:sz w:val="20"/>
+          <w:b w:val="0"/>
         </w:rPr>
         <w:t>不善心所（14）：贪（爱/染）、瞋（怒/反击/拂逆）、痴（没智慧语）、掉举（忐忑）、昏沉（心的沉重）、睡眠（心的呆滞）、无惭（不耻作恶）、无愧（不怕作恶）、疑（不信因果/三宝）、邪见（错误的见解）、我慢（傲）、嫉（嫉妒）、悭（吝啬）、恶作（懊悔）</w:t>
       </w:r>
     </w:p>
     <w:p>
       <w:pPr>
-        <w:spacing w:before="40" w:after="80"/>
-        <w:ind w:left="283"/>
-        <w:shd w:val="clear" w:color="auto" w:fill="EDF6EF"/>
+        <w:ind w:left="170"/>
         <w:pBdr>
-          <w:left w:val="single" w:sz="20" w:space="6" w:color="1E5631"/>
+          <w:left w:val="single" w:sz="18" w:space="4" w:color="1E4620"/>
         </w:pBdr>
+        <w:shd w:val="clear" w:fill="F2F5FA"/>
       </w:pPr>
       <w:r>
         <w:rPr>
-          <w:sz w:val="20"/>
+          <w:b w:val="0"/>
         </w:rPr>
         <w:t>美心所（25）：信、念、惭（耻作诸恶）、愧（怖畏诸恶）、无贪、无瞋、无痴（特慧根）、中捨性（作中立/旁观）、心所轻安、心轻安、心所轻快性、心轻快性、心所柔软性、心柔软性、心所练达性（适应性）、心练达性、心所正直性、心正直性、正语（离邪语）、正业（离杀盗淫）、正命（离邪命）、悲（悲悯）、随喜、慈（无量心所）</w:t>
       </w:r>
     </w:p>
     <w:p>
       <w:pPr>
-        <w:spacing w:before="40" w:after="80"/>
-        <w:ind w:left="283"/>
-        <w:shd w:val="clear" w:color="auto" w:fill="EDF6EF"/>
+        <w:ind w:left="170"/>
         <w:pBdr>
-          <w:left w:val="single" w:sz="20" w:space="6" w:color="1E5631"/>
+          <w:left w:val="single" w:sz="18" w:space="4" w:color="1E4620"/>
         </w:pBdr>
+        <w:shd w:val="clear" w:fill="F2F5FA"/>
       </w:pPr>
       <w:r>
         <w:rPr>
-          <w:sz w:val="20"/>
+          <w:b w:val="0"/>
         </w:rPr>
         <w:t>（图中另标注：无量心所之"因组/果组"，慈、悲俱属无量心所；悲——以如理作意见有情无所归依，为众苦所迫；慈——以如理作意见有情的优点。）</w:t>
       </w:r>
     </w:p>
     <w:p>
-      <w:pPr>
-        <w:spacing w:before="120" w:after="80"/>
-      </w:pPr>
       <w:r>
         <w:rPr>
-          <w:rFonts w:ascii="Microsoft YaHei" w:hAnsi="Microsoft YaHei" w:eastAsia="Microsoft YaHei"/>
           <w:b/>
-          <w:color w:val="1E5631"/>
-          <w:sz w:val="25"/>
+          <w:color w:val="1E4620"/>
+          <w:sz w:val="23"/>
         </w:rPr>
         <w:t>扩展二：深入讨论问题</w:t>
       </w:r>
     </w:p>
     <w:p>
       <w:pPr>
-        <w:ind w:left="340"/>
+        <w:pStyle w:val="ListNumber"/>
       </w:pPr>
       <w:r>
         <w:rPr>
-          <w:b/>
-          <w:sz w:val="21"/>
-        </w:rPr>
-        <w:t xml:space="preserve">1. </w:t>
-      </w:r>
-      <w:r>
-        <w:rPr>
-          <w:sz w:val="21"/>
+          <w:b w:val="0"/>
         </w:rPr>
         <w:t>原文说"慈悲喜舍是压力的疏解剂、社会和平的缔造者、解决社会冲突的根本药方"——你同意吗？能举一个自己身边的例子吗？</w:t>
       </w:r>
     </w:p>
     <w:p>
       <w:pPr>
-        <w:ind w:left="340"/>
+        <w:pStyle w:val="ListNumber"/>
       </w:pPr>
       <w:r>
         <w:rPr>
-          <w:b/>
-          <w:sz w:val="21"/>
-        </w:rPr>
-        <w:t xml:space="preserve">2. </w:t>
-      </w:r>
-      <w:r>
-        <w:rPr>
-          <w:sz w:val="21"/>
+          <w:b w:val="0"/>
         </w:rPr>
         <w:t>在五十二心所表里，"随喜"属于美心所，"嫉（嫉妒）""悭（吝啬）"属于不善心所——观察一下：当别人成功时，你的第一反应更接近哪一个？为什么"随喜"这么难？</w:t>
       </w:r>
     </w:p>
     <w:p>
-      <w:pPr>
-        <w:spacing w:before="120" w:after="80"/>
-      </w:pPr>
       <w:r>
         <w:rPr>
-          <w:rFonts w:ascii="Microsoft YaHei" w:hAnsi="Microsoft YaHei" w:eastAsia="Microsoft YaHei"/>
           <w:b/>
-          <w:color w:val="1E5631"/>
-          <w:sz w:val="25"/>
+          <w:color w:val="1E4620"/>
+          <w:sz w:val="23"/>
         </w:rPr>
         <w:t>扩展三：延伸小练习</w:t>
       </w:r>
     </w:p>
     <w:p>
       <w:pPr>
-        <w:ind w:left="340"/>
+        <w:pStyle w:val="ListBullet"/>
       </w:pPr>
       <w:r>
         <w:rPr>
-          <w:color w:val="1E5631"/>
-          <w:sz w:val="21"/>
-        </w:rPr>
-        <w:t xml:space="preserve">• </w:t>
-      </w:r>
-      <w:r>
-        <w:rPr>
           <w:b/>
-          <w:sz w:val="21"/>
         </w:rPr>
         <w:t>"随喜"练习（约5分钟）</w:t>
       </w:r>
       <w:r>
         <w:rPr>
-          <w:sz w:val="21"/>
+          <w:b w:val="0"/>
         </w:rPr>
         <w:t>：请大家回想今天（或本周）身边某个人"过得好"的事——升职、被表扬、家庭和睦、身体健康——在心里真心地说一句："真好，随喜他/她。"然后分享：说这句话时，心里是轻松的，还是有一点点酸？本周末前，每次看到别人"好"，都在心里默默随喜一次。</w:t>
       </w:r>
     </w:p>
     <w:p>
-      <w:pPr>
-        <w:spacing w:before="160" w:after="80"/>
-      </w:pPr>
       <w:r>
         <w:rPr>
-          <w:rFonts w:ascii="Microsoft YaHei" w:hAnsi="Microsoft YaHei" w:eastAsia="Microsoft YaHei"/>
           <w:b/>
-          <w:color w:val="1E5631"/>
-          <w:sz w:val="28"/>
+          <w:color w:val="1E4620"/>
+          <w:sz w:val="26"/>
         </w:rPr>
         <w:t>🔚 收尾与回向（15 min）</w:t>
       </w:r>
     </w:p>
     <w:p>
       <w:pPr>
-        <w:ind w:left="340"/>
+        <w:pStyle w:val="ListNumber"/>
       </w:pPr>
       <w:r>
         <w:rPr>
           <w:b/>
-          <w:sz w:val="21"/>
-        </w:rPr>
-        <w:t xml:space="preserve">1. </w:t>
-      </w:r>
-      <w:r>
-        <w:rPr>
-          <w:b/>
-          <w:sz w:val="21"/>
         </w:rPr>
         <w:t>每人一句话</w:t>
       </w:r>
       <w:r>
         <w:rPr>
-          <w:sz w:val="21"/>
+          <w:b w:val="0"/>
         </w:rPr>
         <w:t>：四种心态里，哪一种让你最有感觉？</w:t>
       </w:r>
     </w:p>
     <w:p>
       <w:pPr>
-        <w:ind w:left="340"/>
+        <w:pStyle w:val="ListNumber"/>
       </w:pPr>
       <w:r>
         <w:rPr>
           <w:b/>
-          <w:sz w:val="21"/>
-        </w:rPr>
-        <w:t xml:space="preserve">2. </w:t>
-      </w:r>
-      <w:r>
-        <w:rPr>
-          <w:b/>
-          <w:sz w:val="21"/>
         </w:rPr>
         <w:t>下周预告</w:t>
       </w:r>
       <w:r>
         <w:rPr>
-          <w:sz w:val="21"/>
+          <w:b w:val="0"/>
         </w:rPr>
         <w:t>：下周是实践课——把慈心融入日常生活（睡觉前、人际冲突时、禅修前）。</w:t>
       </w:r>
     </w:p>
     <w:p>
       <w:pPr>
-        <w:ind w:left="340"/>
+        <w:pStyle w:val="ListNumber"/>
       </w:pPr>
       <w:r>
         <w:rPr>
           <w:b/>
-          <w:sz w:val="21"/>
-        </w:rPr>
-        <w:t xml:space="preserve">3. </w:t>
-      </w:r>
-      <w:r>
-        <w:rPr>
-          <w:b/>
-          <w:sz w:val="21"/>
         </w:rPr>
         <w:t>本周作业</w:t>
       </w:r>
       <w:r>
         <w:rPr>
-          <w:sz w:val="21"/>
+          <w:b w:val="0"/>
         </w:rPr>
         <w:t>：本周特别注意"随喜"——当别人被表扬、成功时，观察自己的第一反应。</w:t>
       </w:r>
     </w:p>
     <w:p>
       <w:pPr>
-        <w:ind w:left="340"/>
+        <w:pStyle w:val="ListNumber"/>
       </w:pPr>
       <w:r>
         <w:rPr>
           <w:b/>
-          <w:sz w:val="21"/>
-        </w:rPr>
-        <w:t xml:space="preserve">4. </w:t>
-      </w:r>
-      <w:r>
-        <w:rPr>
-          <w:b/>
-          <w:sz w:val="21"/>
         </w:rPr>
         <w:t>回向</w:t>
       </w:r>
       <w:r>
         <w:rPr>
-          <w:sz w:val="21"/>
+          <w:b w:val="0"/>
         </w:rPr>
         <w:t>（一起念）：</w:t>
       </w:r>
     </w:p>
     <w:p>
       <w:pPr>
-        <w:spacing w:before="40" w:after="80"/>
-        <w:ind w:left="283"/>
-        <w:shd w:val="clear" w:color="auto" w:fill="EDF6EF"/>
+        <w:ind w:left="170"/>
         <w:pBdr>
-          <w:left w:val="single" w:sz="20" w:space="6" w:color="1E5631"/>
+          <w:left w:val="single" w:sz="18" w:space="4" w:color="1E4620"/>
         </w:pBdr>
+        <w:shd w:val="clear" w:fill="F2F5FA"/>
       </w:pPr>
       <w:r>
         <w:rPr>
           <w:b/>
-          <w:sz w:val="20"/>
         </w:rPr>
         <w:t>愿我此功德，导向诸漏尽！</w:t>
       </w:r>
-      <w:r>
-        <w:rPr>
-          <w:sz w:val="20"/>
-        </w:rPr>
-        <w:t xml:space="preserve"> </w:t>
-      </w:r>
+    </w:p>
+    <w:p>
+      <w:pPr>
+        <w:ind w:left="170"/>
+        <w:pBdr>
+          <w:left w:val="single" w:sz="18" w:space="4" w:color="1E4620"/>
+        </w:pBdr>
+        <w:shd w:val="clear" w:fill="F2F5FA"/>
+      </w:pPr>
       <w:r>
         <w:rPr>
           <w:b/>
-          <w:sz w:val="20"/>
         </w:rPr>
         <w:t>愿我此功德，为证涅槃缘！</w:t>
       </w:r>
-      <w:r>
-        <w:rPr>
-          <w:sz w:val="20"/>
-        </w:rPr>
-        <w:t xml:space="preserve"> </w:t>
-      </w:r>
+    </w:p>
+    <w:p>
+      <w:pPr>
+        <w:ind w:left="170"/>
+        <w:pBdr>
+          <w:left w:val="single" w:sz="18" w:space="4" w:color="1E4620"/>
+        </w:pBdr>
+        <w:shd w:val="clear" w:fill="F2F5FA"/>
+      </w:pPr>
       <w:r>
         <w:rPr>
           <w:b/>
-          <w:sz w:val="20"/>
         </w:rPr>
         <w:t>我此功德分，回向诸有情！</w:t>
       </w:r>
-      <w:r>
-        <w:rPr>
-          <w:sz w:val="20"/>
-        </w:rPr>
-        <w:t xml:space="preserve"> </w:t>
-      </w:r>
+    </w:p>
+    <w:p>
+      <w:pPr>
+        <w:ind w:left="170"/>
+        <w:pBdr>
+          <w:left w:val="single" w:sz="18" w:space="4" w:color="1E4620"/>
+        </w:pBdr>
+        <w:shd w:val="clear" w:fill="F2F5FA"/>
+      </w:pPr>
       <w:r>
         <w:rPr>
           <w:b/>
-          <w:sz w:val="20"/>
         </w:rPr>
         <w:t>愿彼等一切，同得功德分！</w:t>
       </w:r>
     </w:p>
     <w:p>
-      <w:pPr>
-        <w:spacing w:before="160" w:after="80"/>
-      </w:pPr>
       <w:r>
         <w:rPr>
-          <w:rFonts w:ascii="Microsoft YaHei" w:hAnsi="Microsoft YaHei" w:eastAsia="Microsoft YaHei"/>
           <w:b/>
-          <w:color w:val="1E5631"/>
-          <w:sz w:val="28"/>
+          <w:color w:val="1E4620"/>
+          <w:sz w:val="26"/>
         </w:rPr>
         <w:t>📚 延伸阅读（课后自由选读，均为文字版）</w:t>
       </w:r>
@@ -2505,7 +2226,6 @@
       <w:tblPr>
         <w:tblStyle w:val="TableGrid"/>
         <w:tblW w:type="auto" w:w="0"/>
-        <w:jc w:val="center"/>
         <w:tblLook w:firstColumn="1" w:firstRow="1" w:lastColumn="0" w:lastRow="0" w:noHBand="0" w:noVBand="1" w:val="04A0"/>
       </w:tblPr>
       <w:tblGrid>
@@ -2517,17 +2237,20 @@
         <w:tc>
           <w:tcPr>
             <w:tcW w:type="dxa" w:w="3213"/>
-            <w:shd w:val="clear" w:color="auto" w:fill="1E5631"/>
+            <w:shd w:val="clear" w:fill="1E4620"/>
           </w:tcPr>
           <w:p>
-            <w:pPr>
-              <w:spacing w:after="20"/>
-            </w:pPr>
             <w:r>
               <w:rPr>
-                <w:b/>
                 <w:color w:val="FFFFFF"/>
-                <w:sz w:val="19"/>
+                <w:sz w:val="18"/>
+              </w:rPr>
+            </w:r>
+            <w:r>
+              <w:rPr>
+                <w:b w:val="0"/>
+                <w:color w:val="FFFFFF"/>
+                <w:sz w:val="18"/>
               </w:rPr>
               <w:t>标题</w:t>
             </w:r>
@@ -2536,17 +2259,20 @@
         <w:tc>
           <w:tcPr>
             <w:tcW w:type="dxa" w:w="3213"/>
-            <w:shd w:val="clear" w:color="auto" w:fill="1E5631"/>
+            <w:shd w:val="clear" w:fill="1E4620"/>
           </w:tcPr>
           <w:p>
-            <w:pPr>
-              <w:spacing w:after="20"/>
-            </w:pPr>
             <w:r>
               <w:rPr>
-                <w:b/>
                 <w:color w:val="FFFFFF"/>
-                <w:sz w:val="19"/>
+                <w:sz w:val="18"/>
+              </w:rPr>
+            </w:r>
+            <w:r>
+              <w:rPr>
+                <w:b w:val="0"/>
+                <w:color w:val="FFFFFF"/>
+                <w:sz w:val="18"/>
               </w:rPr>
               <w:t>media_id</w:t>
             </w:r>
@@ -2555,17 +2281,20 @@
         <w:tc>
           <w:tcPr>
             <w:tcW w:type="dxa" w:w="3213"/>
-            <w:shd w:val="clear" w:color="auto" w:fill="1E5631"/>
+            <w:shd w:val="clear" w:fill="1E4620"/>
           </w:tcPr>
           <w:p>
-            <w:pPr>
-              <w:spacing w:after="20"/>
-            </w:pPr>
             <w:r>
               <w:rPr>
-                <w:b/>
                 <w:color w:val="FFFFFF"/>
-                <w:sz w:val="19"/>
+                <w:sz w:val="18"/>
+              </w:rPr>
+            </w:r>
+            <w:r>
+              <w:rPr>
+                <w:b w:val="0"/>
+                <w:color w:val="FFFFFF"/>
+                <w:sz w:val="18"/>
               </w:rPr>
               <w:t>打开方式</w:t>
             </w:r>
@@ -2578,12 +2307,15 @@
             <w:tcW w:type="dxa" w:w="3213"/>
           </w:tcPr>
           <w:p>
-            <w:pPr>
-              <w:spacing w:after="20"/>
-            </w:pPr>
             <w:r>
               <w:rPr>
-                <w:sz w:val="19"/>
+                <w:sz w:val="18"/>
+              </w:rPr>
+            </w:r>
+            <w:r>
+              <w:rPr>
+                <w:b w:val="0"/>
+                <w:sz w:val="18"/>
               </w:rPr>
               <w:t>第90讲 命根2-慈1（PDF课件完整版）</w:t>
             </w:r>
@@ -2594,14 +2326,17 @@
             <w:tcW w:type="dxa" w:w="3213"/>
           </w:tcPr>
           <w:p>
-            <w:pPr>
-              <w:spacing w:after="20"/>
-            </w:pPr>
             <w:r>
               <w:rPr>
-                <w:sz w:val="19"/>
+                <w:sz w:val="18"/>
               </w:rPr>
-              <w:t>`pdf_d0dd1c0cd17209afe241ece24bf6b7b4_cb3f88559d5185b079e299b66a22b05c7439961422831605`</w:t>
+            </w:r>
+            <w:r>
+              <w:rPr>
+                <w:b w:val="0"/>
+                <w:sz w:val="18"/>
+              </w:rPr>
+              <w:t>pdf_d0dd1c0cd17209afe241ece24bf6b7b4_cb3f88559d5185b079e299b66a22b05c7439961422831605</w:t>
             </w:r>
           </w:p>
         </w:tc>
@@ -2610,12 +2345,15 @@
             <w:tcW w:type="dxa" w:w="3213"/>
           </w:tcPr>
           <w:p>
-            <w:pPr>
-              <w:spacing w:after="20"/>
-            </w:pPr>
             <w:r>
               <w:rPr>
-                <w:sz w:val="19"/>
+                <w:sz w:val="18"/>
+              </w:rPr>
+            </w:r>
+            <w:r>
+              <w:rPr>
+                <w:b w:val="0"/>
+                <w:sz w:val="18"/>
               </w:rPr>
               <w:t>ima知识库搜索「第90讲 命根2」</w:t>
             </w:r>
@@ -2626,15 +2364,18 @@
         <w:tc>
           <w:tcPr>
             <w:tcW w:type="dxa" w:w="3213"/>
-            <w:shd w:val="clear" w:color="auto" w:fill="F2F2F2"/>
+            <w:shd w:val="clear" w:fill="F2F5FA"/>
           </w:tcPr>
           <w:p>
-            <w:pPr>
-              <w:spacing w:after="20"/>
-            </w:pPr>
             <w:r>
               <w:rPr>
-                <w:sz w:val="19"/>
+                <w:sz w:val="18"/>
+              </w:rPr>
+            </w:r>
+            <w:r>
+              <w:rPr>
+                <w:b w:val="0"/>
+                <w:sz w:val="18"/>
               </w:rPr>
               <w:t>十一集·增支部（PDF，慈心经十一种果报）</w:t>
             </w:r>
@@ -2643,32 +2384,38 @@
         <w:tc>
           <w:tcPr>
             <w:tcW w:type="dxa" w:w="3213"/>
-            <w:shd w:val="clear" w:color="auto" w:fill="F2F2F2"/>
+            <w:shd w:val="clear" w:fill="F2F5FA"/>
           </w:tcPr>
           <w:p>
-            <w:pPr>
-              <w:spacing w:after="20"/>
-            </w:pPr>
             <w:r>
               <w:rPr>
-                <w:sz w:val="19"/>
+                <w:sz w:val="18"/>
               </w:rPr>
-              <w:t>`pdf_d0dd1c0cd17209afe241ece24bf6b7b4_7dd7f986d02cb8adec0fdb7615321f9d7439961422831605`</w:t>
+            </w:r>
+            <w:r>
+              <w:rPr>
+                <w:b w:val="0"/>
+                <w:sz w:val="18"/>
+              </w:rPr>
+              <w:t>pdf_d0dd1c0cd17209afe241ece24bf6b7b4_7dd7f986d02cb8adec0fdb7615321f9d7439961422831605</w:t>
             </w:r>
           </w:p>
         </w:tc>
         <w:tc>
           <w:tcPr>
             <w:tcW w:type="dxa" w:w="3213"/>
-            <w:shd w:val="clear" w:color="auto" w:fill="F2F2F2"/>
+            <w:shd w:val="clear" w:fill="F2F5FA"/>
           </w:tcPr>
           <w:p>
-            <w:pPr>
-              <w:spacing w:after="20"/>
-            </w:pPr>
             <w:r>
               <w:rPr>
-                <w:sz w:val="19"/>
+                <w:sz w:val="18"/>
+              </w:rPr>
+            </w:r>
+            <w:r>
+              <w:rPr>
+                <w:b w:val="0"/>
+                <w:sz w:val="18"/>
               </w:rPr>
               <w:t>ima知识库搜索「十一集」</w:t>
             </w:r>
@@ -2678,47 +2425,44 @@
     </w:tbl>
     <w:p>
       <w:pPr>
-        <w:spacing w:before="40" w:after="80"/>
-        <w:ind w:left="283"/>
-        <w:shd w:val="clear" w:color="auto" w:fill="EDF6EF"/>
+        <w:ind w:left="170"/>
         <w:pBdr>
-          <w:left w:val="single" w:sz="20" w:space="6" w:color="1E5631"/>
+          <w:left w:val="single" w:sz="18" w:space="4" w:color="1E4620"/>
         </w:pBdr>
+        <w:shd w:val="clear" w:fill="F2F5FA"/>
       </w:pPr>
       <w:r>
         <w:rPr>
-          <w:sz w:val="20"/>
+          <w:b w:val="0"/>
         </w:rPr>
         <w:t>📌 以上均为文字版资料 media_id（与《原文全集》附录资料清单一致）；完整原文文字已全部嵌入本文文档上文「共读原文」部分，无需再去知识库查阅。</w:t>
       </w:r>
     </w:p>
     <w:p>
       <w:pPr>
-        <w:spacing w:before="40" w:after="80"/>
-        <w:ind w:left="283"/>
-        <w:shd w:val="clear" w:color="auto" w:fill="EDF6EF"/>
+        <w:ind w:left="170"/>
         <w:pBdr>
-          <w:left w:val="single" w:sz="20" w:space="6" w:color="1E5631"/>
+          <w:left w:val="single" w:sz="18" w:space="4" w:color="1E4620"/>
         </w:pBdr>
+        <w:shd w:val="clear" w:fill="F2F5FA"/>
       </w:pPr>
       <w:r>
         <w:rPr>
-          <w:sz w:val="20"/>
+          <w:b w:val="0"/>
         </w:rPr>
         <w:t xml:space="preserve">📚 </w:t>
       </w:r>
       <w:r>
         <w:rPr>
           <w:b/>
-          <w:sz w:val="20"/>
         </w:rPr>
         <w:t>下一份文档</w:t>
       </w:r>
       <w:r>
         <w:rPr>
-          <w:sz w:val="20"/>
+          <w:b w:val="0"/>
         </w:rPr>
-        <w:t>：`第7周_慈心禅的实修深化与入出息念配合_学员版.md`</w:t>
+        <w:t>：第7周_慈心禅的实修深化与入出息念配合_学员版.md</w:t>
       </w:r>
     </w:p>
     <w:sectPr>
@@ -2740,7 +2484,11 @@
       <w:pStyle w:val="Footer"/>
       <w:jc w:val="center"/>
     </w:pPr>
-    <w:fldSimple w:instr="PAGE"/>
+    <w:r>
+      <w:fldChar w:fldCharType="begin"/>
+      <w:instrText xml:space="preserve">PAGE</w:instrText>
+      <w:fldChar w:fldCharType="end"/>
+    </w:r>
   </w:p>
 </w:ftr>
 </file>
@@ -2754,10 +2502,10 @@
     </w:pPr>
     <w:r>
       <w:rPr>
-        <w:color w:val="808080"/>
+        <w:color w:val="1E4620"/>
         <w:sz w:val="16"/>
       </w:rPr>
-      <w:t>读书会02·第6周·四无量心-慈悲喜舍（朗读优化版）</w:t>
+      <w:t>读书会02 · 第6周 · 朗读优化版（8周版） · 学员版</w:t>
     </w:r>
   </w:p>
 </w:hdr>
@@ -3126,11 +2874,8 @@
     <w:name w:val="Normal"/>
     <w:qFormat/>
     <w:rsid w:val="00FC693F"/>
-    <w:pPr>
-      <w:spacing w:line="324" w:lineRule="auto" w:after="60"/>
-    </w:pPr>
     <w:rPr>
-      <w:rFonts w:ascii="Microsoft YaHei" w:hAnsi="Microsoft YaHei" w:eastAsia="Microsoft YaHei"/>
+      <w:rFonts w:ascii="等线" w:hAnsi="等线" w:eastAsia="宋体"/>
       <w:sz w:val="21"/>
     </w:rPr>
   </w:style>
